--- a/_source/tp-doc-inaccessible.docx
+++ b/_source/tp-doc-inaccessible.docx
@@ -7,9 +7,122 @@
         <w:rPr>
           <w:rFonts w:ascii="Arial" w:hAnsi="Arial"/>
           <w:b/>
-          <w:color w:val="000091"/>
-          <w:sz w:val="32"/>
+          <w:sz w:val="40"/>
         </w:rPr>
+        <w:t>Rendre un document Word accessible</w:t>
+      </w:r>
+    </w:p>
+    <w:p>
+      <w:pPr>
+        <w:pStyle w:val="Heading1"/>
+        <w:numPr>
+          <w:ilvl w:val="0"/>
+          <w:numId w:val="10"/>
+        </w:numPr>
+      </w:pPr>
+      <w:r>
+        <w:t>Structurer et naviguer</w:t>
+      </w:r>
+    </w:p>
+    <w:p>
+      <w:pPr>
+        <w:pStyle w:val="Heading2"/>
+        <w:numPr>
+          <w:ilvl w:val="1"/>
+          <w:numId w:val="10"/>
+        </w:numPr>
+      </w:pPr>
+      <w:r>
+        <w:t>P-01 - Distinguer le titre principal des titres hiérarchiques</w:t>
+      </w:r>
+    </w:p>
+    <w:p>
+      <w:r>
+        <w:t>Problème : Le titre principal et des intertitres sont seulement mis en forme visuellement.</w:t>
+      </w:r>
+    </w:p>
+    <w:p>
+      <w:r>
+        <w:t>Pourquoi : Les technologies d'assistance identifient le document et sa structure.</w:t>
+      </w:r>
+    </w:p>
+    <w:p>
+      <w:r>
+        <w:t>Règle : Utiliser le style Titre pour le titre principal et les styles Titre 1, Titre 2 et suivants pour la hiérarchie.</w:t>
+      </w:r>
+    </w:p>
+    <w:p>
+      <w:r>
+        <w:t>Dans Word : Accueil &gt; Styles, puis appliquer Titre au titre principal et les niveaux de titre aux sections.</w:t>
+      </w:r>
+    </w:p>
+    <w:p>
+      <w:r>
+        <w:t>Dans LibreOffice Writer : Styles &gt; Gérer les styles, puis appliquer Titre et Titre 1 à Titre 3 selon le niveau.</w:t>
+      </w:r>
+    </w:p>
+    <w:p>
+      <w:r>
+        <w:t>À faire : Appliquer les styles adaptés sans changer le texte.</w:t>
+      </w:r>
+    </w:p>
+    <w:p>
+      <w:r>
+        <w:t>Preuve : Styles vérifiables dans le DOCX et structure lisible dans le volet de navigation.</w:t>
+      </w:r>
+    </w:p>
+    <w:p>
+      <w:pPr>
+        <w:pStyle w:val="Heading4"/>
+        <w:numPr>
+          <w:ilvl w:val="3"/>
+          <w:numId w:val="10"/>
+        </w:numPr>
+      </w:pPr>
+      <w:r>
+        <w:t>P-02 - Construire une hiérarchie de titres cohérente</w:t>
+      </w:r>
+    </w:p>
+    <w:p>
+      <w:r>
+        <w:t>Problème : La hiérarchie saute un niveau et la numérotation visuelle contredit la structure.</w:t>
+      </w:r>
+    </w:p>
+    <w:p>
+      <w:r>
+        <w:t>Pourquoi : Une structure sans saut rend le plan compréhensible et navigable.</w:t>
+      </w:r>
+    </w:p>
+    <w:p>
+      <w:r>
+        <w:t>Règle : Enchaîner les niveaux de titres sans saut et conserver une numérotation cohérente.</w:t>
+      </w:r>
+    </w:p>
+    <w:p>
+      <w:r>
+        <w:t>Dans Word : Affichage &gt; Volet de navigation, puis corriger les styles depuis Accueil &gt; Styles.</w:t>
+      </w:r>
+    </w:p>
+    <w:p>
+      <w:r>
+        <w:t>Dans LibreOffice Writer : Affichage &gt; Navigateur, puis corriger les styles depuis Styles &gt; Gérer les styles.</w:t>
+      </w:r>
+    </w:p>
+    <w:p>
+      <w:r>
+        <w:t>À faire : Réordonner les niveaux de styles et leur numérotation.</w:t>
+      </w:r>
+    </w:p>
+    <w:p>
+      <w:r>
+        <w:t>Preuve : Ordre des niveaux contrôlé dans le XML et confirmé dans le volet de navigation.</w:t>
+      </w:r>
+    </w:p>
+    <w:p>
+      <w:pPr>
+        <w:pStyle w:val="Heading1"/>
+      </w:pPr>
+      <w:r>
         <w:t>Introduction</w:t>
       </w:r>
     </w:p>
@@ -54,6 +167,53 @@
         <w:t>Annexes .............. 5</w:t>
       </w:r>
     </w:p>
+    <w:p>
+      <w:pPr>
+        <w:pStyle w:val="Heading2"/>
+        <w:numPr>
+          <w:ilvl w:val="1"/>
+          <w:numId w:val="10"/>
+        </w:numPr>
+      </w:pPr>
+      <w:r>
+        <w:t>P-03 - Naviguer et générer un sommaire automatique</w:t>
+      </w:r>
+    </w:p>
+    <w:p>
+      <w:r>
+        <w:t>Problème : Le document ne propose pas de sommaire automatique actualisable.</w:t>
+      </w:r>
+    </w:p>
+    <w:p>
+      <w:r>
+        <w:t>Pourquoi : Le volet et le sommaire donnent deux accès fiables à la structure.</w:t>
+      </w:r>
+    </w:p>
+    <w:p>
+      <w:r>
+        <w:t>Règle : Vérifier le plan dans le volet de navigation et insérer un sommaire fondé sur les styles de titres.</w:t>
+      </w:r>
+    </w:p>
+    <w:p>
+      <w:r>
+        <w:t>Dans Word : Références &gt; Table des matières &gt; Table automatique, puis clic droit &gt; Mettre à jour les champs.</w:t>
+      </w:r>
+    </w:p>
+    <w:p>
+      <w:r>
+        <w:t>Dans LibreOffice Writer : Insertion &gt; Table des matières et index &gt; Table des matières, index ou bibliographie.</w:t>
+      </w:r>
+    </w:p>
+    <w:p>
+      <w:r>
+        <w:t>À faire : Contrôler le volet, insérer le sommaire et vérifier sa mise à jour.</w:t>
+      </w:r>
+    </w:p>
+    <w:p>
+      <w:r>
+        <w:t>Preuve : Navigation cohérente et sommaire actualisable après modification d'un titre.</w:t>
+      </w:r>
+    </w:p>
     <w:p/>
     <w:p>
       <w:r>
@@ -71,13 +231,10 @@
       </w:r>
     </w:p>
     <w:p>
+      <w:pPr>
+        <w:pStyle w:val="Heading2"/>
+      </w:pPr>
       <w:r>
-        <w:rPr>
-          <w:rFonts w:ascii="Arial" w:hAnsi="Arial"/>
-          <w:b/>
-          <w:color w:val="000091"/>
-          <w:sz w:val="28"/>
-        </w:rPr>
         <w:t>Résultats du trimestre</w:t>
       </w:r>
     </w:p>
@@ -262,10 +419,53 @@
         </w:tc>
       </w:tr>
     </w:tbl>
-    <w:p/>
-    <w:p/>
-    <w:p/>
-    <w:p/>
+    <w:p>
+      <w:pPr>
+        <w:pStyle w:val="Heading2"/>
+        <w:numPr>
+          <w:ilvl w:val="1"/>
+          <w:numId w:val="10"/>
+        </w:numPr>
+      </w:pPr>
+      <w:r>
+        <w:t>P-04 - Utiliser des listes natives</w:t>
+      </w:r>
+    </w:p>
+    <w:p>
+      <w:r>
+        <w:t>Problème : Une liste est simulée avec des caractères saisis au début des paragraphes.</w:t>
+      </w:r>
+    </w:p>
+    <w:p>
+      <w:r>
+        <w:t>Pourquoi : Les lecteurs d'écran annoncent la nature et la longueur des listes.</w:t>
+      </w:r>
+    </w:p>
+    <w:p>
+      <w:r>
+        <w:t>Règle : Créer les puces et numéros avec les fonctions de liste du traitement de texte.</w:t>
+      </w:r>
+    </w:p>
+    <w:p>
+      <w:r>
+        <w:t>Dans Word : Sélectionner les paragraphes, puis Accueil &gt; Puces ou Numérotation.</w:t>
+      </w:r>
+    </w:p>
+    <w:p>
+      <w:r>
+        <w:t>Dans LibreOffice Writer : Sélectionner les paragraphes, puis Format &gt; Puces et numérotation.</w:t>
+      </w:r>
+    </w:p>
+    <w:p>
+      <w:r>
+        <w:t>À faire : Remplacer la fausse liste par une liste native.</w:t>
+      </w:r>
+    </w:p>
+    <w:p>
+      <w:r>
+        <w:t>Preuve : Structure de liste présente dans le DOCX et annoncée comme liste.</w:t>
+      </w:r>
+    </w:p>
     <w:p>
       <w:r>
         <w:t>Objectifs du trimestre :</w:t>
@@ -360,16 +560,113 @@
         <w:t>Déploiement de la newsletter</w:t>
       </w:r>
     </w:p>
+    <w:p>
+      <w:pPr>
+        <w:pStyle w:val="Heading2"/>
+        <w:numPr>
+          <w:ilvl w:val="1"/>
+          <w:numId w:val="10"/>
+        </w:numPr>
+      </w:pPr>
+      <w:r>
+        <w:t>P-05 - Employer les fonctions de mise en page adaptées</w:t>
+      </w:r>
+    </w:p>
+    <w:p>
+      <w:r>
+        <w:t>Problème : Une zone cumule paragraphes vides, espaces successifs, tabulations, retours forcés et saut inadapté.</w:t>
+      </w:r>
+    </w:p>
+    <w:p>
+      <w:r>
+        <w:t>Pourquoi : Une mise en page robuste reste compréhensible quand l'affichage ou la restitution change.</w:t>
+      </w:r>
+    </w:p>
+    <w:p>
+      <w:r>
+        <w:t>Règle : Utiliser espacements, retraits, sauts et colonnes plutôt que paragraphes vides, espaces, tabulations ou retours forcés.</w:t>
+      </w:r>
+    </w:p>
+    <w:p>
+      <w:r>
+        <w:t>Dans Word : Accueil &gt; Afficher tout, puis régler Paragraphe, Mise en page &gt; Sauts et Mise en page &gt; Colonnes.</w:t>
+      </w:r>
+    </w:p>
+    <w:p>
+      <w:r>
+        <w:t>Dans LibreOffice Writer : Affichage &gt; Marques de formatage, puis Format &gt; Paragraphe et Format &gt; Style de page.</w:t>
+      </w:r>
+    </w:p>
+    <w:p>
+      <w:r>
+        <w:t>À faire : Afficher les marques puis remplacer chaque artifice par la fonction prévue.</w:t>
+      </w:r>
+    </w:p>
+    <w:p>
+      <w:r>
+        <w:t>Preuve : Absence des artifices ciblés dans le XML et contrôle visuel avec marques affichées.</w:t>
+      </w:r>
+    </w:p>
+    <w:p>
+      <w:pPr>
+        <w:pStyle w:val="Heading3"/>
+      </w:pPr>
+      <w:r>
+        <w:t>Mise en page robuste</w:t>
+      </w:r>
+    </w:p>
+    <w:p>
+      <w:r>
+        <w:t>Espacement entre les paragraphes</w:t>
+      </w:r>
+    </w:p>
+    <w:p/>
+    <w:p/>
+    <w:p/>
     <w:p/>
     <w:p>
       <w:r>
-        <w:rPr>
-          <w:rFonts w:ascii="Arial" w:hAnsi="Arial"/>
-          <w:b/>
-          <w:color w:val="000091"/>
-          <w:sz w:val="24"/>
-          <w:u w:val="single"/>
-        </w:rPr>
+        <w:t>Retrait du paragraphe    aligné avec le contenu précédent.</w:t>
+      </w:r>
+    </w:p>
+    <w:p>
+      <w:r>
+        <w:t>Ligne principale</w:t>
+        <w:br/>
+        <w:t>Suite sur un paragraphe distinct</w:t>
+      </w:r>
+    </w:p>
+    <w:p/>
+    <w:p/>
+    <w:p/>
+    <w:p/>
+    <w:p>
+      <w:r>
+        <w:t>Début de la page suivante</w:t>
+      </w:r>
+    </w:p>
+    <w:p>
+      <w:r>
+        <w:t>Colonne gauche : structure</w:t>
+      </w:r>
+      <w:r>
+        <w:tab/>
+      </w:r>
+      <w:r>
+        <w:t>Colonne droite : navigation</w:t>
+      </w:r>
+    </w:p>
+    <w:p>
+      <w:r>
+        <w:t>Fin de la zone Mise en page robuste.</w:t>
+      </w:r>
+    </w:p>
+    <w:p/>
+    <w:p>
+      <w:pPr>
+        <w:pStyle w:val="Heading3"/>
+      </w:pPr>
+      <w:r>
         <w:t>Détail par canal</w:t>
       </w:r>
     </w:p>
@@ -414,13 +711,10 @@
     </w:p>
     <w:p/>
     <w:p>
+      <w:pPr>
+        <w:pStyle w:val="Heading2"/>
+      </w:pPr>
       <w:r>
-        <w:rPr>
-          <w:rFonts w:ascii="Arial" w:hAnsi="Arial"/>
-          <w:b/>
-          <w:color w:val="000091"/>
-          <w:sz w:val="28"/>
-        </w:rPr>
         <w:t>Organisation du service</w:t>
       </w:r>
     </w:p>
@@ -465,13 +759,10 @@
     </w:p>
     <w:p/>
     <w:p>
+      <w:pPr>
+        <w:pStyle w:val="Heading2"/>
+      </w:pPr>
       <w:r>
-        <w:rPr>
-          <w:rFonts w:ascii="Arial" w:hAnsi="Arial"/>
-          <w:b/>
-          <w:color w:val="000091"/>
-          <w:sz w:val="28"/>
-        </w:rPr>
         <w:t>Contact</w:t>
       </w:r>
     </w:p>
@@ -564,13 +855,10 @@
     </w:p>
     <w:p/>
     <w:p>
+      <w:pPr>
+        <w:pStyle w:val="Heading3"/>
+      </w:pPr>
       <w:r>
-        <w:rPr>
-          <w:rFonts w:ascii="Arial" w:hAnsi="Arial"/>
-          <w:b/>
-          <w:color w:val="000091"/>
-          <w:sz w:val="24"/>
-        </w:rPr>
         <w:t>Répartition par service</w:t>
       </w:r>
     </w:p>
@@ -742,13 +1030,10 @@
     </w:tbl>
     <w:p/>
     <w:p>
+      <w:pPr>
+        <w:pStyle w:val="Heading2"/>
+      </w:pPr>
       <w:r>
-        <w:rPr>
-          <w:rFonts w:ascii="Arial" w:hAnsi="Arial"/>
-          <w:b/>
-          <w:color w:val="000091"/>
-          <w:sz w:val="28"/>
-        </w:rPr>
         <w:t>ANNEXES</w:t>
       </w:r>
     </w:p>
@@ -1151,6 +1436,36 @@
   </w:num>
   <w:num w:numId="9">
     <w:abstractNumId w:val="0"/>
+  </w:num>
+  <w:abstractNum w:abstractNumId="9">
+    <w:multiLevelType w:val="multilevel"/>
+    <w:lvl w:ilvl="0">
+      <w:start w:val="1"/>
+      <w:numFmt w:val="decimal"/>
+      <w:lvlText w:val="%1."/>
+      <w:suff w:val="space"/>
+    </w:lvl>
+    <w:lvl w:ilvl="1">
+      <w:start w:val="1"/>
+      <w:numFmt w:val="decimal"/>
+      <w:lvlText w:val="%1.%2."/>
+      <w:suff w:val="space"/>
+    </w:lvl>
+    <w:lvl w:ilvl="2">
+      <w:start w:val="1"/>
+      <w:numFmt w:val="decimal"/>
+      <w:lvlText w:val="%1.%2.%3."/>
+      <w:suff w:val="space"/>
+    </w:lvl>
+    <w:lvl w:ilvl="3">
+      <w:start w:val="1"/>
+      <w:numFmt w:val="decimal"/>
+      <w:lvlText w:val="%1.%2.%3.%4."/>
+      <w:suff w:val="space"/>
+    </w:lvl>
+  </w:abstractNum>
+  <w:num w:numId="10">
+    <w:abstractNumId w:val="9"/>
   </w:num>
 </w:numbering>
 </file>

--- a/_source/tp-doc-inaccessible.docx
+++ b/_source/tp-doc-inaccessible.docx
@@ -149,17 +149,12 @@
     </w:p>
     <w:p>
       <w:r>
-        <w:t>Détail par canal .............. 3</w:t>
+        <w:t>Rendre les contenus et les liens compréhensibles .............. 3</w:t>
       </w:r>
     </w:p>
     <w:p>
       <w:r>
-        <w:t>Organisation du service .............. 4</w:t>
-      </w:r>
-    </w:p>
-    <w:p>
-      <w:r>
-        <w:t>Contact .............. 5</w:t>
+        <w:t>Détail par canal .............. 4</w:t>
       </w:r>
     </w:p>
     <w:p>
@@ -661,13 +656,63 @@
         <w:t>Fin de la zone Mise en page robuste.</w:t>
       </w:r>
     </w:p>
-    <w:p/>
     <w:p>
       <w:pPr>
-        <w:pStyle w:val="Heading3"/>
+        <w:pStyle w:val="Heading1"/>
+        <w:numPr>
+          <w:ilvl w:val="0"/>
+          <w:numId w:val="10"/>
+        </w:numPr>
       </w:pPr>
       <w:r>
-        <w:t>Détail par canal</w:t>
+        <w:t>Rendre les contenus et les liens compréhensibles</w:t>
+      </w:r>
+    </w:p>
+    <w:p>
+      <w:pPr>
+        <w:pStyle w:val="Heading2"/>
+        <w:numPr>
+          <w:ilvl w:val="1"/>
+          <w:numId w:val="10"/>
+        </w:numPr>
+      </w:pPr>
+      <w:r>
+        <w:t>P-06 - Rédiger l'alternative d'une image informative simple</w:t>
+      </w:r>
+    </w:p>
+    <w:p>
+      <w:r>
+        <w:t>Problème : Une image informative possède une alternative absente ou inadéquate.</w:t>
+      </w:r>
+    </w:p>
+    <w:p>
+      <w:r>
+        <w:t>Pourquoi : Une personne qui ne voit pas l'image reçoit son information utile.</w:t>
+      </w:r>
+    </w:p>
+    <w:p>
+      <w:r>
+        <w:t>Règle : Rédiger une alternative concise liée au contexte, sans reprendre automatiquement une description générée.</w:t>
+      </w:r>
+    </w:p>
+    <w:p>
+      <w:r>
+        <w:t>Dans Word : Clic droit sur l'image &gt; Afficher le texte de remplacement, puis renseigner la description.</w:t>
+      </w:r>
+    </w:p>
+    <w:p>
+      <w:r>
+        <w:t>Dans LibreOffice Writer : Clic droit sur l'image &gt; Propriétés &gt; Options, puis renseigner le texte alternatif.</w:t>
+      </w:r>
+    </w:p>
+    <w:p>
+      <w:r>
+        <w:t>À faire : Observer le rôle de l'image et rédiger soi-même son alternative.</w:t>
+      </w:r>
+    </w:p>
+    <w:p>
+      <w:r>
+        <w:t>Preuve : Alternative présente dans le DOCX et jugée pertinente par lecture humaine.</w:t>
       </w:r>
     </w:p>
     <w:p>
@@ -677,8 +722,8 @@
       <w:r>
         <w:drawing>
           <wp:inline xmlns:a="http://schemas.openxmlformats.org/drawingml/2006/main" xmlns:pic="http://schemas.openxmlformats.org/drawingml/2006/picture">
-            <wp:extent cx="4114800" cy="2468880"/>
-            <wp:docPr id="1" name="Picture 1"/>
+            <wp:extent cx="457200" cy="457200"/>
+            <wp:docPr id="1" name="Picture 1" descr=""/>
             <wp:cNvGraphicFramePr>
               <a:graphicFrameLocks noChangeAspect="1"/>
             </wp:cNvGraphicFramePr>
@@ -686,7 +731,7 @@
               <a:graphicData uri="http://schemas.openxmlformats.org/drawingml/2006/picture">
                 <pic:pic>
                   <pic:nvPicPr>
-                    <pic:cNvPr id="0" name="graphique-inaccessible.png"/>
+                    <pic:cNvPr id="0" name="icone-enveloppe.png"/>
                     <pic:cNvPicPr/>
                   </pic:nvPicPr>
                   <pic:blipFill>
@@ -698,7 +743,7 @@
                   <pic:spPr>
                     <a:xfrm>
                       <a:off x="0" y="0"/>
-                      <a:ext cx="4114800" cy="2468880"/>
+                      <a:ext cx="457200" cy="457200"/>
                     </a:xfrm>
                     <a:prstGeom prst="rect"/>
                   </pic:spPr>
@@ -709,13 +754,51 @@
         </w:drawing>
       </w:r>
     </w:p>
-    <w:p/>
     <w:p>
       <w:pPr>
         <w:pStyle w:val="Heading2"/>
+        <w:numPr>
+          <w:ilvl w:val="1"/>
+          <w:numId w:val="10"/>
+        </w:numPr>
       </w:pPr>
       <w:r>
-        <w:t>Organisation du service</w:t>
+        <w:t>P-07 - Décrire une image complexe</w:t>
+      </w:r>
+    </w:p>
+    <w:p>
+      <w:r>
+        <w:t>Problème : Une image complexe n'offre ni résumé utile ni description détaillée équivalente.</w:t>
+      </w:r>
+    </w:p>
+    <w:p>
+      <w:r>
+        <w:t>Pourquoi : Les données ou relations complexes restent disponibles sous forme textuelle.</w:t>
+      </w:r>
+    </w:p>
+    <w:p>
+      <w:r>
+        <w:t>Règle : Associer une alternative courte à une description détaillée adjacente dans le corps.</w:t>
+      </w:r>
+    </w:p>
+    <w:p>
+      <w:r>
+        <w:t>Dans Word : Ajouter le texte de remplacement, puis saisir la description détaillée dans un paragraphe voisin.</w:t>
+      </w:r>
+    </w:p>
+    <w:p>
+      <w:r>
+        <w:t>Dans LibreOffice Writer : Renseigner le texte alternatif dans les propriétés, puis ajouter la description dans le corps.</w:t>
+      </w:r>
+    </w:p>
+    <w:p>
+      <w:r>
+        <w:t>À faire : Ajouter une alternative courte et une description structurée à proximité.</w:t>
+      </w:r>
+    </w:p>
+    <w:p>
+      <w:r>
+        <w:t>Preuve : Équivalence d'information vérifiée sans consulter l'image.</w:t>
       </w:r>
     </w:p>
     <w:p>
@@ -757,13 +840,51 @@
         </w:drawing>
       </w:r>
     </w:p>
-    <w:p/>
     <w:p>
       <w:pPr>
         <w:pStyle w:val="Heading2"/>
+        <w:numPr>
+          <w:ilvl w:val="1"/>
+          <w:numId w:val="10"/>
+        </w:numPr>
       </w:pPr>
       <w:r>
-        <w:t>Contact</w:t>
+        <w:t>P-08 - Marquer une image redondante comme décorative</w:t>
+      </w:r>
+    </w:p>
+    <w:p>
+      <w:r>
+        <w:t>Problème : Une image purement redondante est annoncée comme si elle apportait une information.</w:t>
+      </w:r>
+    </w:p>
+    <w:p>
+      <w:r>
+        <w:t>Pourquoi : Les images sans information n'alourdissent pas la restitution.</w:t>
+      </w:r>
+    </w:p>
+    <w:p>
+      <w:r>
+        <w:t>Règle : Déclarer décorative uniquement une image dont l'information est déjà entièrement donnée par le texte voisin.</w:t>
+      </w:r>
+    </w:p>
+    <w:p>
+      <w:r>
+        <w:t>Dans Word : Afficher le texte de remplacement puis cocher Marquer comme décoratif.</w:t>
+      </w:r>
+    </w:p>
+    <w:p>
+      <w:r>
+        <w:t>Dans LibreOffice Writer : Si l'option Décoratif existe, l'activer ; sinon laisser titre et description vides seulement après vérification de la redondance.</w:t>
+      </w:r>
+    </w:p>
+    <w:p>
+      <w:r>
+        <w:t>À faire : Vérifier la redondance puis appliquer le traitement décoratif adapté au logiciel.</w:t>
+      </w:r>
+    </w:p>
+    <w:p>
+      <w:r>
+        <w:t>Preuve : Marqueur décoratif ou équivalent vérifié et absence de perte d'information confirmée.</w:t>
       </w:r>
     </w:p>
     <w:p>
@@ -786,7 +907,7 @@
                     <pic:cNvPicPr/>
                   </pic:nvPicPr>
                   <pic:blipFill>
-                    <a:blip r:embed="rId13"/>
+                    <a:blip r:embed="rId11"/>
                     <a:stretch>
                       <a:fillRect/>
                     </a:stretch>
@@ -809,11 +930,52 @@
       </w:r>
     </w:p>
     <w:p>
+      <w:pPr>
+        <w:pStyle w:val="Heading2"/>
+        <w:numPr>
+          <w:ilvl w:val="1"/>
+          <w:numId w:val="10"/>
+        </w:numPr>
+      </w:pPr>
       <w:r>
-        <w:t>The quarterly report is available upon request. Please contact the communication department for further details.</w:t>
+        <w:t>P-09 - Remplacer une image de texte par du vrai texte</w:t>
       </w:r>
     </w:p>
-    <w:p/>
+    <w:p>
+      <w:r>
+        <w:t>Problème : Une consigne utile est uniquement présente dans une image de texte.</w:t>
+      </w:r>
+    </w:p>
+    <w:p>
+      <w:r>
+        <w:t>Pourquoi : Le contenu peut être sélectionné, agrandi, recherché et restitué correctement.</w:t>
+      </w:r>
+    </w:p>
+    <w:p>
+      <w:r>
+        <w:t>Règle : Saisir en texte réel toute information textuelle qui n'a pas besoin d'être une image.</w:t>
+      </w:r>
+    </w:p>
+    <w:p>
+      <w:r>
+        <w:t>Dans Word : Insérer le texte dans un paragraphe structuré, appliquer les styles utiles puis supprimer l'image de texte.</w:t>
+      </w:r>
+    </w:p>
+    <w:p>
+      <w:r>
+        <w:t>Dans LibreOffice Writer : Saisir le texte dans le corps, appliquer les styles utiles puis supprimer l'image de texte.</w:t>
+      </w:r>
+    </w:p>
+    <w:p>
+      <w:r>
+        <w:t>À faire : Reproduire fidèlement le texte dans le corps puis retirer l'image devenue inutile.</w:t>
+      </w:r>
+    </w:p>
+    <w:p>
+      <w:r>
+        <w:t>Preuve : Texte sélectionnable présent dans le DOCX et image de texte absente.</w:t>
+      </w:r>
+    </w:p>
     <w:p>
       <w:pPr>
         <w:jc w:val="center"/>
@@ -834,7 +996,7 @@
                     <pic:cNvPicPr/>
                   </pic:nvPicPr>
                   <pic:blipFill>
-                    <a:blip r:embed="rId14"/>
+                    <a:blip r:embed="rId13"/>
                     <a:stretch>
                       <a:fillRect/>
                     </a:stretch>
@@ -851,6 +1013,171 @@
             </a:graphic>
           </wp:inline>
         </w:drawing>
+      </w:r>
+    </w:p>
+    <w:p>
+      <w:pPr>
+        <w:pStyle w:val="Heading2"/>
+        <w:numPr>
+          <w:ilvl w:val="1"/>
+          <w:numId w:val="10"/>
+        </w:numPr>
+      </w:pPr>
+      <w:r>
+        <w:t>P-10 - Rendre les liens autonomes et identifiables</w:t>
+      </w:r>
+    </w:p>
+    <w:p>
+      <w:r>
+        <w:t>Problème : Un lien générique ne décrit pas sa destination et un téléchargement manque d'informations utiles.</w:t>
+      </w:r>
+    </w:p>
+    <w:p>
+      <w:r>
+        <w:t>Pourquoi : La destination reste compréhensible hors contexte et repérable visuellement.</w:t>
+      </w:r>
+    </w:p>
+    <w:p>
+      <w:r>
+        <w:t>Règle : Employer un libellé explicite et ajouter format, poids et langue d'un téléchargement lorsque ces informations sont connues.</w:t>
+      </w:r>
+    </w:p>
+    <w:p>
+      <w:r>
+        <w:t>Dans Word : Modifier le texte affiché du lien via clic droit &gt; Modifier le lien, puis compléter le libellé dans le corps.</w:t>
+      </w:r>
+    </w:p>
+    <w:p>
+      <w:r>
+        <w:t>Dans LibreOffice Writer : Clic droit &gt; Modifier l'hyperlien, puis compléter le libellé dans le corps.</w:t>
+      </w:r>
+    </w:p>
+    <w:p>
+      <w:r>
+        <w:t>À faire : Réécrire le libellé sans changer la destination puis compléter les informations disponibles.</w:t>
+      </w:r>
+    </w:p>
+    <w:p>
+      <w:r>
+        <w:t>Preuve : Destination inchangée, libellé explicite et identification visuelle vérifiées.</w:t>
+      </w:r>
+    </w:p>
+    <w:p>
+      <w:r>
+        <w:t xml:space="preserve">Pour accéder aux annexes, </w:t>
+      </w:r>
+      <w:hyperlink r:id="rId14">
+        <w:r>
+          <w:rPr>
+            <w:color w:val="0000FF"/>
+            <w:u w:val="single"/>
+          </w:rPr>
+          <w:t>cliquez ici</w:t>
+        </w:r>
+      </w:hyperlink>
+      <w:r>
+        <w:t>.</w:t>
+      </w:r>
+    </w:p>
+    <w:p>
+      <w:pPr>
+        <w:pStyle w:val="Heading2"/>
+        <w:numPr>
+          <w:ilvl w:val="1"/>
+          <w:numId w:val="10"/>
+        </w:numPr>
+      </w:pPr>
+      <w:r>
+        <w:t>P-11 - Reprendre dans le corps l'information d'un filigrane</w:t>
+      </w:r>
+    </w:p>
+    <w:p>
+      <w:r>
+        <w:t>Problème : Le statut du document apparaît seulement dans un filigrane.</w:t>
+      </w:r>
+    </w:p>
+    <w:p>
+      <w:r>
+        <w:t>Pourquoi : Une information essentielle reste disponible même si le filigrane n'est pas restitué.</w:t>
+      </w:r>
+    </w:p>
+    <w:p>
+      <w:r>
+        <w:t>Règle : Ne jamais faire porter une information essentielle uniquement par un filigrane, un en-tête ou un arrière-plan.</w:t>
+      </w:r>
+    </w:p>
+    <w:p>
+      <w:r>
+        <w:t>Dans Word : Ajouter le statut dans le corps avec un style adapté ; conserver ou retirer le filigrane selon son utilité visuelle.</w:t>
+      </w:r>
+    </w:p>
+    <w:p>
+      <w:r>
+        <w:t>Dans LibreOffice Writer : Ajouter le statut dans le corps avec un style adapté ; traiter l'arrière-plan séparément.</w:t>
+      </w:r>
+    </w:p>
+    <w:p>
+      <w:r>
+        <w:t>À faire : Reprendre le même statut à un emplacement logique du corps.</w:t>
+      </w:r>
+    </w:p>
+    <w:p>
+      <w:r>
+        <w:t>Preuve : Statut compréhensible dans le texte linéarisé sans en-tête ni arrière-plan.</w:t>
+      </w:r>
+    </w:p>
+    <w:p/>
+    <w:p>
+      <w:pPr>
+        <w:pStyle w:val="Heading3"/>
+      </w:pPr>
+      <w:r>
+        <w:t>Détail par canal</w:t>
+      </w:r>
+    </w:p>
+    <w:p>
+      <w:pPr>
+        <w:jc w:val="center"/>
+      </w:pPr>
+      <w:r>
+        <w:drawing>
+          <wp:inline xmlns:a="http://schemas.openxmlformats.org/drawingml/2006/main" xmlns:pic="http://schemas.openxmlformats.org/drawingml/2006/picture">
+            <wp:extent cx="4114800" cy="2468880"/>
+            <wp:docPr id="5" name="Picture 5"/>
+            <wp:cNvGraphicFramePr>
+              <a:graphicFrameLocks noChangeAspect="1"/>
+            </wp:cNvGraphicFramePr>
+            <a:graphic>
+              <a:graphicData uri="http://schemas.openxmlformats.org/drawingml/2006/picture">
+                <pic:pic>
+                  <pic:nvPicPr>
+                    <pic:cNvPr id="0" name="graphique-inaccessible.png"/>
+                    <pic:cNvPicPr/>
+                  </pic:nvPicPr>
+                  <pic:blipFill>
+                    <a:blip r:embed="rId15"/>
+                    <a:stretch>
+                      <a:fillRect/>
+                    </a:stretch>
+                  </pic:blipFill>
+                  <pic:spPr>
+                    <a:xfrm>
+                      <a:off x="0" y="0"/>
+                      <a:ext cx="4114800" cy="2468880"/>
+                    </a:xfrm>
+                    <a:prstGeom prst="rect"/>
+                  </pic:spPr>
+                </pic:pic>
+              </a:graphicData>
+            </a:graphic>
+          </wp:inline>
+        </w:drawing>
+      </w:r>
+    </w:p>
+    <w:p/>
+    <w:p>
+      <w:r>
+        <w:t>The quarterly report is available upon request. Please contact the communication department for further details.</w:t>
       </w:r>
     </w:p>
     <w:p/>
@@ -1035,23 +1362,6 @@
       </w:pPr>
       <w:r>
         <w:t>ANNEXES</w:t>
-      </w:r>
-    </w:p>
-    <w:p>
-      <w:r>
-        <w:t xml:space="preserve">Pour accéder aux annexes, </w:t>
-      </w:r>
-      <w:hyperlink r:id="rId15">
-        <w:r>
-          <w:rPr>
-            <w:color w:val="0000FF"/>
-            <w:u w:val="single"/>
-          </w:rPr>
-          <w:t>cliquez ici</w:t>
-        </w:r>
-      </w:hyperlink>
-      <w:r>
-        <w:t>.</w:t>
       </w:r>
     </w:p>
     <w:p>

--- a/_source/tp-doc-inaccessible.docx
+++ b/_source/tp-doc-inaccessible.docx
@@ -214,7 +214,8 @@
       <w:r>
         <w:rPr>
           <w:rFonts w:ascii="Arial" w:hAnsi="Arial"/>
-          <w:color w:val="FF0000"/>
+          <w:b/>
+          <w:color w:val="C00000"/>
           <w:sz w:val="22"/>
         </w:rPr>
         <w:t>Urgent - Retour attendu avant le 30 juin 2025</w:t>
@@ -246,6 +247,10 @@
         <w:gridCol w:w="2160"/>
       </w:tblGrid>
       <w:tr>
+        <w:trPr>
+          <w:tblHeader w:val="true"/>
+          <w:cantSplit w:val="true"/>
+        </w:trPr>
         <w:tc>
           <w:tcPr>
             <w:tcW w:type="dxa" w:w="2160"/>
@@ -288,6 +293,9 @@
         </w:tc>
       </w:tr>
       <w:tr>
+        <w:trPr>
+          <w:cantSplit w:val="true"/>
+        </w:trPr>
         <w:tc>
           <w:tcPr>
             <w:tcW w:type="dxa" w:w="2160"/>
@@ -330,6 +338,9 @@
         </w:tc>
       </w:tr>
       <w:tr>
+        <w:trPr>
+          <w:cantSplit w:val="true"/>
+        </w:trPr>
         <w:tc>
           <w:tcPr>
             <w:tcW w:type="dxa" w:w="2160"/>
@@ -372,6 +383,9 @@
         </w:tc>
       </w:tr>
       <w:tr>
+        <w:trPr>
+          <w:cantSplit w:val="true"/>
+        </w:trPr>
         <w:tc>
           <w:tcPr>
             <w:tcW w:type="dxa" w:w="2160"/>
@@ -1126,7 +1140,122 @@
         <w:t>Preuve : Statut compréhensible dans le texte linéarisé sans en-tête ni arrière-plan.</w:t>
       </w:r>
     </w:p>
-    <w:p/>
+    <w:p>
+      <w:pPr>
+        <w:pStyle w:val="Heading1"/>
+        <w:numPr>
+          <w:ilvl w:val="0"/>
+          <w:numId w:val="10"/>
+        </w:numPr>
+      </w:pPr>
+      <w:r>
+        <w:t>Sécuriser couleurs, graphiques et tableaux</w:t>
+      </w:r>
+    </w:p>
+    <w:p>
+      <w:pPr>
+        <w:pStyle w:val="Heading2"/>
+        <w:numPr>
+          <w:ilvl w:val="1"/>
+          <w:numId w:val="10"/>
+        </w:numPr>
+      </w:pPr>
+      <w:r>
+        <w:t>P-12 - Mesurer les contrastes utiles</w:t>
+      </w:r>
+    </w:p>
+    <w:p>
+      <w:r>
+        <w:t>Problème : Une couleur volontairement insuffisante est utilisée sans mesure.</w:t>
+      </w:r>
+    </w:p>
+    <w:p>
+      <w:r>
+        <w:t>Pourquoi : Les textes et éléments graphiques restent perceptibles avec une vision réduite ou altérée.</w:t>
+      </w:r>
+    </w:p>
+    <w:p>
+      <w:r>
+        <w:t>Règle : Mesurer au moins 4,5 pour 1 pour le texte normal et 3 pour 1 pour le grand texte ou les éléments graphiques pertinents.</w:t>
+      </w:r>
+    </w:p>
+    <w:p>
+      <w:r>
+        <w:t>Dans Word : Relever les couleurs de police et de fond, mesurer avec l'outil de contraste, puis modifier la couleur de police.</w:t>
+      </w:r>
+    </w:p>
+    <w:p>
+      <w:r>
+        <w:t>Dans LibreOffice Writer : Relever les couleurs de caractère et d'arrière-plan, mesurer, puis modifier la couleur de caractère.</w:t>
+      </w:r>
+    </w:p>
+    <w:p>
+      <w:r>
+        <w:t>À faire : Mesurer la combinaison puis choisir une couleur qui atteint le seuil applicable.</w:t>
+      </w:r>
+    </w:p>
+    <w:p>
+      <w:r>
+        <w:t>Preuve : Ratio calculé conservé et couleurs finales vérifiées dans le document.</w:t>
+      </w:r>
+    </w:p>
+    <w:p>
+      <w:r>
+        <w:rPr>
+          <w:rFonts w:ascii="Arial" w:hAnsi="Arial"/>
+          <w:color w:val="9A9A9A"/>
+          <w:sz w:val="22"/>
+        </w:rPr>
+        <w:t>Information complémentaire : résultats provisoires.</w:t>
+      </w:r>
+    </w:p>
+    <w:p>
+      <w:pPr>
+        <w:pStyle w:val="Heading2"/>
+        <w:numPr>
+          <w:ilvl w:val="1"/>
+          <w:numId w:val="10"/>
+        </w:numPr>
+      </w:pPr>
+      <w:r>
+        <w:t>P-13 - Ne pas transmettre une information par la couleur seule</w:t>
+      </w:r>
+    </w:p>
+    <w:p>
+      <w:r>
+        <w:t>Problème : Un graphique distingue ses séries uniquement par la couleur.</w:t>
+      </w:r>
+    </w:p>
+    <w:p>
+      <w:r>
+        <w:t>Pourquoi : L'information reste disponible sans perception fiable des couleurs.</w:t>
+      </w:r>
+    </w:p>
+    <w:p>
+      <w:r>
+        <w:t>Règle : Ajouter étiquettes, motifs ou un équivalent textuel complet à tout code couleur porteur d'information.</w:t>
+      </w:r>
+    </w:p>
+    <w:p>
+      <w:r>
+        <w:t>Dans Word : Insertion &gt; Graphique &gt; Histogramme groupé, reporter les valeurs affichées dans l'image, puis afficher les étiquettes et appliquer des motifs distincts.</w:t>
+      </w:r>
+    </w:p>
+    <w:p>
+      <w:r>
+        <w:t>Dans LibreOffice Writer : Insertion &gt; Diagramme, reporter les valeurs affichées dans l'image, puis afficher les étiquettes et choisir des remplissages distincts.</w:t>
+      </w:r>
+    </w:p>
+    <w:p>
+      <w:r>
+        <w:t>À faire : Reconstruire dans Word le graphique à partir des valeurs affichées dans l'image, puis ajouter des étiquettes et des motifs ou conserver un équivalent textuel complet.</w:t>
+      </w:r>
+    </w:p>
+    <w:p>
+      <w:r>
+        <w:t>Preuve : Séries et conclusions identifiables en niveaux de gris et dans l'équivalent textuel.</w:t>
+      </w:r>
+    </w:p>
     <w:p>
       <w:pPr>
         <w:pStyle w:val="Heading3"/>
@@ -1143,7 +1272,7 @@
         <w:drawing>
           <wp:inline xmlns:a="http://schemas.openxmlformats.org/drawingml/2006/main" xmlns:pic="http://schemas.openxmlformats.org/drawingml/2006/picture">
             <wp:extent cx="4114800" cy="2468880"/>
-            <wp:docPr id="5" name="Picture 5"/>
+            <wp:docPr id="5" name="Picture 5" descr="Graphique : évolution du trafic web entre T4 2024 et T1 2025." title="Trafic web T1 2025"/>
             <wp:cNvGraphicFramePr>
               <a:graphicFrameLocks noChangeAspect="1"/>
             </wp:cNvGraphicFramePr>
@@ -1174,19 +1303,64 @@
         </w:drawing>
       </w:r>
     </w:p>
-    <w:p/>
+    <w:p>
+      <w:pPr>
+        <w:pStyle w:val="Heading2"/>
+        <w:numPr>
+          <w:ilvl w:val="1"/>
+          <w:numId w:val="10"/>
+        </w:numPr>
+      </w:pPr>
+      <w:r>
+        <w:t>P-14 - Structurer un tableau de données simple</w:t>
+      </w:r>
+    </w:p>
     <w:p>
       <w:r>
-        <w:t>The quarterly report is available upon request. Please contact the communication department for further details.</w:t>
+        <w:t>Problème : Un tableau de données cumule en-tête non identifié, fusion et ligne fractionnable.</w:t>
       </w:r>
     </w:p>
-    <w:p/>
+    <w:p>
+      <w:r>
+        <w:t>Pourquoi : Les relations entre en-têtes et cellules restent compréhensibles et navigables.</w:t>
+      </w:r>
+    </w:p>
+    <w:p>
+      <w:r>
+        <w:t>Règle : Utiliser un tableau de données titré, sans fusion, imbrication, fractionnement de ligne ni usage de mise en page, avec en-tête identifié et répété.</w:t>
+      </w:r>
+    </w:p>
+    <w:p>
+      <w:r>
+        <w:t>Dans Word : Outils de tableau &gt; Disposition pour défusionner ; Propriétés du tableau pour répéter l'en-tête et interdire le fractionnement des lignes.</w:t>
+      </w:r>
+    </w:p>
+    <w:p>
+      <w:r>
+        <w:t>Dans LibreOffice Writer : Tableau &gt; Propriétés pour simplifier la grille, répéter les premières lignes et éviter le fractionnement.</w:t>
+      </w:r>
+    </w:p>
+    <w:p>
+      <w:r>
+        <w:t>À faire : Simplifier la structure, identifier l'en-tête et régler sa répétition ainsi que les lignes.</w:t>
+      </w:r>
+    </w:p>
+    <w:p>
+      <w:r>
+        <w:t>Preuve : XML sans fusion ni imbrication et relations de cellules vérifiées à la lecture.</w:t>
+      </w:r>
+    </w:p>
     <w:p>
       <w:pPr>
         <w:pStyle w:val="Heading3"/>
       </w:pPr>
       <w:r>
         <w:t>Répartition par service</w:t>
+      </w:r>
+    </w:p>
+    <w:p>
+      <w:r>
+        <w:t>Périmètre : Direction des affaires juridiques.</w:t>
       </w:r>
     </w:p>
     <w:tbl>
@@ -1201,24 +1375,6 @@
         <w:gridCol w:w="2880"/>
         <w:gridCol w:w="2880"/>
       </w:tblGrid>
-      <w:tr>
-        <w:tc>
-          <w:tcPr>
-            <w:tcW w:type="dxa" w:w="8640"/>
-            <w:gridSpan w:val="3"/>
-          </w:tcPr>
-          <w:p>
-            <w:r>
-              <w:rPr>
-                <w:rFonts w:ascii="Arial" w:hAnsi="Arial"/>
-                <w:b/>
-                <w:sz w:val="20"/>
-              </w:rPr>
-              <w:t>Direction des affaires juridiques</w:t>
-            </w:r>
-          </w:p>
-        </w:tc>
-      </w:tr>
       <w:tr>
         <w:tc>
           <w:tcPr>
@@ -1237,7 +1393,8 @@
         </w:tc>
         <w:tc>
           <w:tcPr>
-            <w:tcW w:type="dxa" w:w="2880"/>
+            <w:tcW w:type="dxa" w:w="5760"/>
+            <w:gridSpan w:val="2"/>
           </w:tcPr>
           <w:p>
             <w:r>
@@ -1247,20 +1404,7 @@
                 <w:sz w:val="20"/>
               </w:rPr>
               <w:t>Effectif</w:t>
-            </w:r>
-          </w:p>
-        </w:tc>
-        <w:tc>
-          <w:tcPr>
-            <w:tcW w:type="dxa" w:w="2880"/>
-          </w:tcPr>
-          <w:p>
-            <w:r>
-              <w:rPr>
-                <w:rFonts w:ascii="Arial" w:hAnsi="Arial"/>
-                <w:b/>
-                <w:sz w:val="20"/>
-              </w:rPr>
+              <w:br/>
               <w:t>Budget</w:t>
             </w:r>
           </w:p>
@@ -1355,23 +1499,17 @@
         </w:tc>
       </w:tr>
     </w:tbl>
-    <w:p/>
+    <w:p>
+      <w:r>
+        <w:t>The quarterly report is available upon request. Please contact the communication department for further details.</w:t>
+      </w:r>
+    </w:p>
     <w:p>
       <w:pPr>
         <w:pStyle w:val="Heading2"/>
       </w:pPr>
       <w:r>
         <w:t>ANNEXES</w:t>
-      </w:r>
-    </w:p>
-    <w:p>
-      <w:r>
-        <w:rPr>
-          <w:rFonts w:ascii="Arial" w:hAnsi="Arial"/>
-          <w:color w:val="767676"/>
-          <w:sz w:val="18"/>
-        </w:rPr>
-        <w:t>Note : les données sont provisoires et susceptibles d’ajustements lors de la consolidation finale.</w:t>
       </w:r>
     </w:p>
     <w:sectPr>

--- a/_source/tp-doc-inaccessible.docx
+++ b/_source/tp-doc-inaccessible.docx
@@ -257,6 +257,10 @@
           </w:tcPr>
           <w:p>
             <w:r>
+              <w:rPr>
+                <w:rFonts w:ascii="Arial" w:hAnsi="Arial"/>
+                <w:sz w:val="20"/>
+              </w:rPr>
               <w:t>Indicateur</w:t>
             </w:r>
           </w:p>
@@ -267,6 +271,10 @@
           </w:tcPr>
           <w:p>
             <w:r>
+              <w:rPr>
+                <w:rFonts w:ascii="Arial" w:hAnsi="Arial"/>
+                <w:sz w:val="20"/>
+              </w:rPr>
               <w:t>T4 2024</w:t>
             </w:r>
           </w:p>
@@ -277,6 +285,10 @@
           </w:tcPr>
           <w:p>
             <w:r>
+              <w:rPr>
+                <w:rFonts w:ascii="Arial" w:hAnsi="Arial"/>
+                <w:sz w:val="20"/>
+              </w:rPr>
               <w:t>T1 2025</w:t>
             </w:r>
           </w:p>
@@ -287,6 +299,10 @@
           </w:tcPr>
           <w:p>
             <w:r>
+              <w:rPr>
+                <w:rFonts w:ascii="Arial" w:hAnsi="Arial"/>
+                <w:sz w:val="20"/>
+              </w:rPr>
               <w:t>Évolution</w:t>
             </w:r>
           </w:p>
@@ -302,6 +318,10 @@
           </w:tcPr>
           <w:p>
             <w:r>
+              <w:rPr>
+                <w:rFonts w:ascii="Arial" w:hAnsi="Arial"/>
+                <w:sz w:val="20"/>
+              </w:rPr>
               <w:t>Visiteurs uniques</w:t>
             </w:r>
           </w:p>
@@ -312,6 +332,10 @@
           </w:tcPr>
           <w:p>
             <w:r>
+              <w:rPr>
+                <w:rFonts w:ascii="Arial" w:hAnsi="Arial"/>
+                <w:sz w:val="20"/>
+              </w:rPr>
               <w:t>45 200</w:t>
             </w:r>
           </w:p>
@@ -322,6 +346,10 @@
           </w:tcPr>
           <w:p>
             <w:r>
+              <w:rPr>
+                <w:rFonts w:ascii="Arial" w:hAnsi="Arial"/>
+                <w:sz w:val="20"/>
+              </w:rPr>
               <w:t>50 600</w:t>
             </w:r>
           </w:p>
@@ -332,6 +360,10 @@
           </w:tcPr>
           <w:p>
             <w:r>
+              <w:rPr>
+                <w:rFonts w:ascii="Arial" w:hAnsi="Arial"/>
+                <w:sz w:val="20"/>
+              </w:rPr>
               <w:t>+12 %</w:t>
             </w:r>
           </w:p>
@@ -347,6 +379,10 @@
           </w:tcPr>
           <w:p>
             <w:r>
+              <w:rPr>
+                <w:rFonts w:ascii="Arial" w:hAnsi="Arial"/>
+                <w:sz w:val="20"/>
+              </w:rPr>
               <w:t>Pages vues</w:t>
             </w:r>
           </w:p>
@@ -357,6 +393,10 @@
           </w:tcPr>
           <w:p>
             <w:r>
+              <w:rPr>
+                <w:rFonts w:ascii="Arial" w:hAnsi="Arial"/>
+                <w:sz w:val="20"/>
+              </w:rPr>
               <w:t>128 000</w:t>
             </w:r>
           </w:p>
@@ -367,6 +407,10 @@
           </w:tcPr>
           <w:p>
             <w:r>
+              <w:rPr>
+                <w:rFonts w:ascii="Arial" w:hAnsi="Arial"/>
+                <w:sz w:val="20"/>
+              </w:rPr>
               <w:t>142 000</w:t>
             </w:r>
           </w:p>
@@ -377,6 +421,10 @@
           </w:tcPr>
           <w:p>
             <w:r>
+              <w:rPr>
+                <w:rFonts w:ascii="Arial" w:hAnsi="Arial"/>
+                <w:sz w:val="20"/>
+              </w:rPr>
               <w:t>+11 %</w:t>
             </w:r>
           </w:p>
@@ -392,6 +440,10 @@
           </w:tcPr>
           <w:p>
             <w:r>
+              <w:rPr>
+                <w:rFonts w:ascii="Arial" w:hAnsi="Arial"/>
+                <w:sz w:val="20"/>
+              </w:rPr>
               <w:t>Taux de rebond</w:t>
             </w:r>
           </w:p>
@@ -402,6 +454,10 @@
           </w:tcPr>
           <w:p>
             <w:r>
+              <w:rPr>
+                <w:rFonts w:ascii="Arial" w:hAnsi="Arial"/>
+                <w:sz w:val="20"/>
+              </w:rPr>
               <w:t>42 %</w:t>
             </w:r>
           </w:p>
@@ -412,6 +468,10 @@
           </w:tcPr>
           <w:p>
             <w:r>
+              <w:rPr>
+                <w:rFonts w:ascii="Arial" w:hAnsi="Arial"/>
+                <w:sz w:val="20"/>
+              </w:rPr>
               <w:t>38 %</w:t>
             </w:r>
           </w:p>
@@ -422,6 +482,10 @@
           </w:tcPr>
           <w:p>
             <w:r>
+              <w:rPr>
+                <w:rFonts w:ascii="Arial" w:hAnsi="Arial"/>
+                <w:sz w:val="20"/>
+              </w:rPr>
               <w:t>-4 pts</w:t>
             </w:r>
           </w:p>
@@ -1500,16 +1564,230 @@
       </w:tr>
     </w:tbl>
     <w:p>
+      <w:pPr>
+        <w:pStyle w:val="Heading1"/>
+        <w:numPr>
+          <w:ilvl w:val="0"/>
+          <w:numId w:val="10"/>
+        </w:numPr>
+      </w:pPr>
       <w:r>
+        <w:t>Régler langues et lisibilité</w:t>
+      </w:r>
+    </w:p>
+    <w:p>
+      <w:pPr>
+        <w:pStyle w:val="Heading2"/>
+        <w:numPr>
+          <w:ilvl w:val="1"/>
+          <w:numId w:val="10"/>
+        </w:numPr>
+      </w:pPr>
+      <w:r>
+        <w:t>P-15 - Définir les langues du document et des passages</w:t>
+      </w:r>
+    </w:p>
+    <w:p>
+      <w:r>
+        <w:t>Problème : Le document et une expression étrangère possèdent une langue absente ou incohérente.</w:t>
+      </w:r>
+    </w:p>
+    <w:p>
+      <w:r>
+        <w:t>Pourquoi : La synthèse vocale emploie la prononciation appropriée.</w:t>
+      </w:r>
+    </w:p>
+    <w:p>
+      <w:r>
+        <w:t>Règle : Définir la langue principale puis baliser chaque passage dans une autre langue.</w:t>
+      </w:r>
+    </w:p>
+    <w:p>
+      <w:r>
+        <w:t>Dans Word : Révision &gt; Langue &gt; Définir la langue de vérification pour le document puis pour le passage sélectionné.</w:t>
+      </w:r>
+    </w:p>
+    <w:p>
+      <w:r>
+        <w:t>Dans LibreOffice Writer : Outils &gt; Langue pour tout le texte, puis langue du caractère pour le passage sélectionné.</w:t>
+      </w:r>
+    </w:p>
+    <w:p>
+      <w:r>
+        <w:t>À faire : Régler la langue principale puis celle du passage étranger.</w:t>
+      </w:r>
+    </w:p>
+    <w:p>
+      <w:r>
+        <w:t>Preuve : Propriétés et XML de langue cohérents</w:t>
+      </w:r>
+    </w:p>
+    <w:p>
+      <w:r>
+        <w:rPr>
+          <w:rFonts w:ascii="Arial" w:hAnsi="Arial"/>
+          <w:sz w:val="22"/>
+        </w:rPr>
         <w:t>The quarterly report is available upon request. Please contact the communication department for further details.</w:t>
       </w:r>
     </w:p>
     <w:p>
       <w:pPr>
         <w:pStyle w:val="Heading2"/>
+        <w:numPr>
+          <w:ilvl w:val="1"/>
+          <w:numId w:val="10"/>
+        </w:numPr>
       </w:pPr>
       <w:r>
-        <w:t>ANNEXES</w:t>
+        <w:t>P-16 - Régler une typographie lisible par les styles</w:t>
+      </w:r>
+    </w:p>
+    <w:p>
+      <w:r>
+        <w:t>Problème : Le corps utilise une police, une taille, un interligne ou un alignement qui réduit la lisibilité.</w:t>
+      </w:r>
+    </w:p>
+    <w:p>
+      <w:r>
+        <w:t>Pourquoi : Le texte demande moins d'effort de lecture et reste homogène.</w:t>
+      </w:r>
+    </w:p>
+    <w:p>
+      <w:r>
+        <w:t>Règle : Employer une police sans sérif, au moins 12 points, un interligne d'au moins 1,15 et un alignement à gauche.</w:t>
+      </w:r>
+    </w:p>
+    <w:p>
+      <w:r>
+        <w:t>Dans Word : Accueil &gt; Styles &gt; Modifier le style Normal, puis régler police, taille, alignement et paragraphe.</w:t>
+      </w:r>
+    </w:p>
+    <w:p>
+      <w:r>
+        <w:t>Dans LibreOffice Writer : Styles &gt; Gérer les styles &gt; modifier Style de paragraphe par défaut, puis régler police et retraits et espacement.</w:t>
+      </w:r>
+    </w:p>
+    <w:p>
+      <w:r>
+        <w:t>À faire : Modifier le style du corps plutôt que corriger les paragraphes un par un.</w:t>
+      </w:r>
+    </w:p>
+    <w:p>
+      <w:r>
+        <w:t>Preuve : Propriétés typographiques contrôlées dans le DOCX et lisibilité relue.</w:t>
+      </w:r>
+    </w:p>
+    <w:p>
+      <w:r>
+        <w:t>La mise en forme du corps du document est pilotée par le style Normal.</w:t>
+      </w:r>
+    </w:p>
+    <w:p>
+      <w:pPr>
+        <w:pStyle w:val="Heading2"/>
+        <w:numPr>
+          <w:ilvl w:val="1"/>
+          <w:numId w:val="10"/>
+        </w:numPr>
+      </w:pPr>
+      <w:r>
+        <w:t>P-17 - Appliquer la casse par la mise en forme</w:t>
+      </w:r>
+    </w:p>
+    <w:p>
+      <w:r>
+        <w:t>Problème : Un texte est saisi directement en capitales sans accents.</w:t>
+      </w:r>
+    </w:p>
+    <w:p>
+      <w:r>
+        <w:t>Pourquoi : Les accents, la recherche et la restitution du texte restent corrects.</w:t>
+      </w:r>
+    </w:p>
+    <w:p>
+      <w:r>
+        <w:t>Règle : Saisir les mots normalement avec leurs accents puis appliquer l'apparence en majuscules par le style.</w:t>
+      </w:r>
+    </w:p>
+    <w:p>
+      <w:r>
+        <w:t>Dans Word : Corriger le texte, puis Police &gt; Effets &gt; Majuscules si cette apparence est nécessaire.</w:t>
+      </w:r>
+    </w:p>
+    <w:p>
+      <w:r>
+        <w:t>Dans LibreOffice Writer : Corriger le texte, puis Format &gt; Caractère &gt; Effets de caractères &gt; Majuscules.</w:t>
+      </w:r>
+    </w:p>
+    <w:p>
+      <w:r>
+        <w:t>À faire : Rétablir la saisie normale et appliquer la casse visuelle par la mise en forme.</w:t>
+      </w:r>
+    </w:p>
+    <w:p>
+      <w:r>
+        <w:t>Preuve : Texte XML accentué et contrôle visuel de la casse.</w:t>
+      </w:r>
+    </w:p>
+    <w:p>
+      <w:pPr>
+        <w:pStyle w:val="Heading3"/>
+      </w:pPr>
+      <w:r>
+        <w:t>ANNEXES - ACCESSIBILITE</w:t>
+      </w:r>
+    </w:p>
+    <w:p>
+      <w:pPr>
+        <w:pStyle w:val="Heading2"/>
+        <w:numPr>
+          <w:ilvl w:val="1"/>
+          <w:numId w:val="10"/>
+        </w:numPr>
+      </w:pPr>
+      <w:r>
+        <w:t>P-18 - Développer les sigles et vérifier les majuscules</w:t>
+      </w:r>
+    </w:p>
+    <w:p>
+      <w:r>
+        <w:t>Problème : Un acronyme n'est jamais développé et les mots en majuscules échappent à la vérification.</w:t>
+      </w:r>
+    </w:p>
+    <w:p>
+      <w:r>
+        <w:t>Pourquoi : Les termes abrégés deviennent compréhensibles et les erreurs restent détectables.</w:t>
+      </w:r>
+    </w:p>
+    <w:p>
+      <w:r>
+        <w:t>Règle : Développer chaque sigle ou acronyme à sa première occurrence et inclure les mots en majuscules dans la vérification orthographique.</w:t>
+      </w:r>
+    </w:p>
+    <w:p>
+      <w:r>
+        <w:t>Dans Word : Développer le terme dans le corps, puis Fichier &gt; Options &gt; Vérification et décocher Ignorer les mots en MAJUSCULES.</w:t>
+      </w:r>
+    </w:p>
+    <w:p>
+      <w:r>
+        <w:t>Dans LibreOffice Writer : Développer le terme dans le corps, puis Outils &gt; Options &gt; Paramètres linguistiques &gt; Linguistique et vérifier les options de contrôle.</w:t>
+      </w:r>
+    </w:p>
+    <w:p>
+      <w:r>
+        <w:t>À faire : Développer la première occurrence et activer l'option de vérification correspondante.</w:t>
+      </w:r>
+    </w:p>
+    <w:p>
+      <w:r>
+        <w:t>Preuve : Première occurrence compréhensible et faute témoin en majuscules détectée.</w:t>
+      </w:r>
+    </w:p>
+    <w:p>
+      <w:r>
+        <w:t>Le RGAA structure le contrôle des documents numériques.</w:t>
       </w:r>
     </w:p>
     <w:sectPr>
@@ -1926,7 +2204,7 @@
         <w:rFonts w:asciiTheme="minorHAnsi" w:eastAsiaTheme="minorEastAsia" w:hAnsiTheme="minorHAnsi" w:cstheme="minorBidi"/>
         <w:sz w:val="22"/>
         <w:szCs w:val="22"/>
-        <w:lang w:val="en-US" w:eastAsia="en-US" w:bidi="ar-SA"/>
+        <w:lang w:val="de-DE" w:eastAsia="de-DE" w:bidi="de-DE"/>
       </w:rPr>
     </w:rPrDefault>
     <w:pPrDefault>
@@ -2079,11 +2357,13 @@
     <w:qFormat/>
     <w:rsid w:val="00FC693F"/>
     <w:pPr>
+      <w:spacing w:line="240" w:lineRule="auto"/>
       <w:jc w:val="both"/>
     </w:pPr>
     <w:rPr>
       <w:rFonts w:ascii="Arial" w:hAnsi="Arial"/>
-      <w:sz w:val="20"/>
+      <w:sz w:val="22"/>
+      <w:lang w:val="de-DE" w:eastAsia="de-DE" w:bidi="de-DE"/>
     </w:rPr>
   </w:style>
   <w:style w:type="paragraph" w:styleId="Header">
@@ -2155,6 +2435,7 @@
       <w:color w:val="365F91" w:themeColor="accent1" w:themeShade="BF"/>
       <w:sz w:val="28"/>
       <w:szCs w:val="28"/>
+      <w:lang w:val="de-DE" w:eastAsia="de-DE" w:bidi="de-DE"/>
     </w:rPr>
   </w:style>
   <w:style w:type="paragraph" w:styleId="Heading2">
@@ -2179,6 +2460,7 @@
       <w:color w:val="4F81BD" w:themeColor="accent1"/>
       <w:sz w:val="26"/>
       <w:szCs w:val="26"/>
+      <w:lang w:val="de-DE" w:eastAsia="de-DE" w:bidi="de-DE"/>
     </w:rPr>
   </w:style>
   <w:style w:type="paragraph" w:styleId="Heading3">
@@ -2201,6 +2483,7 @@
       <w:b/>
       <w:bCs/>
       <w:color w:val="4F81BD" w:themeColor="accent1"/>
+      <w:lang w:val="de-DE" w:eastAsia="de-DE" w:bidi="de-DE"/>
     </w:rPr>
   </w:style>
   <w:style w:type="paragraph" w:styleId="Heading4">
@@ -2226,6 +2509,7 @@
       <w:i/>
       <w:iCs/>
       <w:color w:val="4F81BD" w:themeColor="accent1"/>
+      <w:lang w:val="de-DE" w:eastAsia="de-DE" w:bidi="de-DE"/>
     </w:rPr>
   </w:style>
   <w:style w:type="paragraph" w:styleId="Heading5">
@@ -2444,6 +2728,7 @@
       <w:kern w:val="28"/>
       <w:sz w:val="52"/>
       <w:szCs w:val="52"/>
+      <w:lang w:val="de-DE" w:eastAsia="de-DE" w:bidi="de-DE"/>
     </w:rPr>
   </w:style>
   <w:style w:type="character" w:customStyle="1" w:styleId="TitleChar">
@@ -2618,6 +2903,9 @@
       </w:numPr>
       <w:contextualSpacing/>
     </w:pPr>
+    <w:rPr>
+      <w:lang w:val="de-DE" w:eastAsia="de-DE" w:bidi="de-DE"/>
+    </w:rPr>
   </w:style>
   <w:style w:type="paragraph" w:styleId="ListBullet2">
     <w:name w:val="List Bullet 2"/>
@@ -2657,6 +2945,9 @@
       </w:numPr>
       <w:contextualSpacing/>
     </w:pPr>
+    <w:rPr>
+      <w:lang w:val="de-DE" w:eastAsia="de-DE" w:bidi="de-DE"/>
+    </w:rPr>
   </w:style>
   <w:style w:type="paragraph" w:styleId="ListNumber2">
     <w:name w:val="List Number 2"/>

--- a/_source/tp-doc-inaccessible.docx
+++ b/_source/tp-doc-inaccessible.docx
@@ -128,7 +128,7 @@
     </w:p>
     <w:p>
       <w:r>
-        <w:t>Ce rapport trimestriel présente les résultats de communication numérique de la Direction des affaires juridiques pour le premier trimestre 2025. Il couvre les principaux indicateurs de performance de nos canaux digitaux.</w:t>
+        <w:t>Ce guide pratique présente les principales vérifications à effectuer pour rendre un document Word accessible. Il associe chaque règle à une manipulation et à une preuve de correction.</w:t>
       </w:r>
     </w:p>
     <w:p>
@@ -1790,6 +1790,211 @@
         <w:t>Le RGAA structure le contrôle des documents numériques.</w:t>
       </w:r>
     </w:p>
+    <w:p>
+      <w:pPr>
+        <w:pStyle w:val="Heading1"/>
+        <w:numPr>
+          <w:ilvl w:val="0"/>
+          <w:numId w:val="10"/>
+        </w:numPr>
+      </w:pPr>
+      <w:r>
+        <w:t>Finaliser, vérifier, exporter et contrôler</w:t>
+      </w:r>
+    </w:p>
+    <w:p>
+      <w:pPr>
+        <w:pStyle w:val="Heading2"/>
+        <w:numPr>
+          <w:ilvl w:val="1"/>
+          <w:numId w:val="10"/>
+        </w:numPr>
+      </w:pPr>
+      <w:r>
+        <w:t>P-19 - Renseigner les propriétés et le nom du fichier</w:t>
+      </w:r>
+    </w:p>
+    <w:p>
+      <w:r>
+        <w:t>Problème : Les propriétés sont absentes et le nom du fichier ne décrit pas son contenu.</w:t>
+      </w:r>
+    </w:p>
+    <w:p>
+      <w:r>
+        <w:t>Pourquoi : Le document est identifiable dans les outils, les listes de fichiers et les technologies d'assistance.</w:t>
+      </w:r>
+    </w:p>
+    <w:p>
+      <w:r>
+        <w:t>Règle : Renseigner titre, auteur et langue puis enregistrer sous un nom descriptif.</w:t>
+      </w:r>
+    </w:p>
+    <w:p>
+      <w:r>
+        <w:t>Dans Word : Fichier &gt; Informations &gt; Propriétés &gt; Propriétés avancées, puis Fichier &gt; Enregistrer sous.</w:t>
+      </w:r>
+    </w:p>
+    <w:p>
+      <w:r>
+        <w:t>Dans LibreOffice Writer : Fichier &gt; Propriétés, puis Fichier &gt; Enregistrer sous.</w:t>
+      </w:r>
+    </w:p>
+    <w:p>
+      <w:r>
+        <w:t>À faire : Compléter les propriétés puis enregistrer une copie sous un nom descriptif.</w:t>
+      </w:r>
+    </w:p>
+    <w:p>
+      <w:r>
+        <w:t>Preuve : Métadonnées inspectées dans le DOCX et nom de sortie relu.</w:t>
+      </w:r>
+    </w:p>
+    <w:p>
+      <w:r>
+        <w:t>Document — propriétés : vérifiez le titre, l’auteur, la langue et le nom de votre copie de travail.</w:t>
+      </w:r>
+    </w:p>
+    <w:p>
+      <w:pPr>
+        <w:pStyle w:val="Heading2"/>
+        <w:numPr>
+          <w:ilvl w:val="1"/>
+          <w:numId w:val="10"/>
+        </w:numPr>
+      </w:pPr>
+      <w:r>
+        <w:t>P-20 - Exporter un PDF structuré</w:t>
+      </w:r>
+    </w:p>
+    <w:p>
+      <w:r>
+        <w:t>Problème : Cette étape de finalisation ne peut pas être prouvée par le DOCX seul.</w:t>
+      </w:r>
+    </w:p>
+    <w:p>
+      <w:r>
+        <w:t>Pourquoi : Le PDF conserve les propriétés, la structure et les accès issus des titres.</w:t>
+      </w:r>
+    </w:p>
+    <w:p>
+      <w:r>
+        <w:t>Règle : Exporter avec propriétés, balises de structure et signets générés depuis les titres.</w:t>
+      </w:r>
+    </w:p>
+    <w:p>
+      <w:r>
+        <w:t>Dans Word : Vérifier les propriétés dans Fichier &gt; Informations, puis Fichier &gt; Enregistrer sous ou Exporter &gt; PDF &gt; Options et activer les balises de structure ainsi que les signets issus des titres.</w:t>
+      </w:r>
+    </w:p>
+    <w:p>
+      <w:r>
+        <w:t>Dans LibreOffice Writer : Vérifier les propriétés dans Fichier &gt; Propriétés, puis Fichier &gt; Exporter vers &gt; Exporter au format PDF et activer PDF balisé ainsi que l'export des repères.</w:t>
+      </w:r>
+    </w:p>
+    <w:p>
+      <w:r>
+        <w:t>À faire : Exporter le DOCX corrigé en activant les options d'accessibilité prévues.</w:t>
+      </w:r>
+    </w:p>
+    <w:p>
+      <w:r>
+        <w:t>Preuve : Propriétés et structure inspectées dans le PDF</w:t>
+      </w:r>
+    </w:p>
+    <w:p>
+      <w:pPr>
+        <w:pStyle w:val="Heading2"/>
+        <w:numPr>
+          <w:ilvl w:val="1"/>
+          <w:numId w:val="10"/>
+        </w:numPr>
+      </w:pPr>
+      <w:r>
+        <w:t>C-01 - Utiliser le vérificateur d'accessibilité Word</w:t>
+      </w:r>
+    </w:p>
+    <w:p>
+      <w:r>
+        <w:t>Problème : Cette étape de finalisation ne peut pas être prouvée par le DOCX seul.</w:t>
+      </w:r>
+    </w:p>
+    <w:p>
+      <w:r>
+        <w:t>Pourquoi : L'outil repère certains défauts mais ne remplace pas le jugement humain.</w:t>
+      </w:r>
+    </w:p>
+    <w:p>
+      <w:r>
+        <w:t>Règle : Traiter les alertes pertinentes et expliquer toute alerte résiduelle ; viser zéro erreur sans en faire une preuve de conformité.</w:t>
+      </w:r>
+    </w:p>
+    <w:p>
+      <w:r>
+        <w:t>Dans Word : Révision &gt; Vérifier l'accessibilité, parcourir chaque résultat et utiliser les actions recommandées avec discernement.</w:t>
+      </w:r>
+    </w:p>
+    <w:p>
+      <w:r>
+        <w:t>Dans LibreOffice Writer : Outils &gt; Vérification de l'accessibilité, parcourir les résultats et vérifier manuellement les points non couverts.</w:t>
+      </w:r>
+    </w:p>
+    <w:p>
+      <w:r>
+        <w:t>À faire : Lancer le vérificateur, corriger les erreurs pertinentes et consigner les alertes restantes.</w:t>
+      </w:r>
+    </w:p>
+    <w:p>
+      <w:r>
+        <w:t>Preuve : Relevé du vérificateur conservé et alertes résiduelles justifiées.</w:t>
+      </w:r>
+    </w:p>
+    <w:p>
+      <w:pPr>
+        <w:pStyle w:val="Heading2"/>
+        <w:numPr>
+          <w:ilvl w:val="1"/>
+          <w:numId w:val="10"/>
+        </w:numPr>
+      </w:pPr>
+      <w:r>
+        <w:t>C-02 - Contrôler le PDF après export</w:t>
+      </w:r>
+    </w:p>
+    <w:p>
+      <w:r>
+        <w:t>Problème : Cette étape de finalisation ne peut pas être prouvée par le DOCX seul.</w:t>
+      </w:r>
+    </w:p>
+    <w:p>
+      <w:r>
+        <w:t>Pourquoi : Les pertes introduites à l'export sont détectées avant diffusion.</w:t>
+      </w:r>
+    </w:p>
+    <w:p>
+      <w:r>
+        <w:t>Règle : Contrôler avec PAC, ou Acrobat Pro en alternative, le titre, la langue, les balises et l'ordre de lecture, puis terminer par la checklist humaine.</w:t>
+      </w:r>
+    </w:p>
+    <w:p>
+      <w:r>
+        <w:t>Dans Word : Ouvrir le PDF exporté dans PAC ; utiliser Acrobat Pro comme alternative si PAC n'est pas disponible.</w:t>
+      </w:r>
+    </w:p>
+    <w:p>
+      <w:r>
+        <w:t>Dans LibreOffice Writer : Ouvrir le PDF exporté dans PAC ; utiliser Acrobat Pro comme alternative si PAC n'est pas disponible.</w:t>
+      </w:r>
+    </w:p>
+    <w:p>
+      <w:r>
+        <w:t>À faire : Exécuter le contrôle du PDF, traiter les alertes pertinentes et consigner le résultat humain.</w:t>
+      </w:r>
+    </w:p>
+    <w:p>
+      <w:r>
+        <w:t>Preuve : Rapport PAC ou Acrobat conservé</w:t>
+      </w:r>
+    </w:p>
     <w:sectPr>
       <w:headerReference w:type="default" r:id="rId9"/>
       <w:footerReference w:type="default" r:id="rId10"/>
@@ -1815,7 +2020,7 @@
         <w:color w:val="000000"/>
         <w:sz w:val="18"/>
       </w:rPr>
-      <w:t>Rapport trimestriel - Bilan T1 2025</w:t>
+      <w:t>Rendre un document Word accessible</w:t>
     </w:r>
     <w:r>
       <w:rPr>
@@ -1938,7 +2143,7 @@
         <w:color w:val="000000"/>
         <w:sz w:val="18"/>
       </w:rPr>
-      <w:t>Direction des affaires juridiques - Rapport trimestriel T1 2025</w:t>
+      <w:t>Guide pratique - Rendre un document Word accessible</w:t>
     </w:r>
     <w:r>
       <w:rPr>

--- a/_source/tp-doc-inaccessible.docx
+++ b/_source/tp-doc-inaccessible.docx
@@ -2145,25 +2145,6 @@
       </w:rPr>
       <w:t>Guide pratique - Rendre un document Word accessible</w:t>
     </w:r>
-    <w:r>
-      <w:rPr>
-        <w:noProof/>
-      </w:rPr>
-      <w:pict>
-        <v:shapetype id="_x0000_t136" coordsize="21600,21600" o:spt="136" path="m@7,l@8,m@5,21600l@6,21600e">
-          <v:formulas>
-            <v:f eqn="sum #0 0 10800"/>
-          </v:formulas>
-          <v:path textpathok="t"/>
-          <v:textpath on="t" fitshape="t"/>
-          <o:lock v:ext="edit" text="t" shapetype="t"/>
-        </v:shapetype>
-        <v:shape id="WaterMark" o:spid="_x0000_s2049" type="#_x0000_t136" style="position:absolute;margin-left:0;margin-top:0;width:500pt;height:100pt;rotation:315;z-index:-251658752;mso-position-horizontal:center;mso-position-horizontal-relative:margin;mso-position-vertical:center;mso-position-vertical-relative:margin" o:allowincell="f" fillcolor="silver" stroked="f">
-          <v:fill opacity=".5"/>
-          <v:textpath style="font-family:&quot;Arial&quot;;font-size:1pt" string="CONFIDENTIEL"/>
-        </v:shape>
-      </w:pict>
-    </w:r>
   </w:p>
 </w:hdr>
 </file>

--- a/_source/tp-doc-inaccessible.docx
+++ b/_source/tp-doc-inaccessible.docx
@@ -800,7 +800,7 @@
       <w:r>
         <w:drawing>
           <wp:inline xmlns:a="http://schemas.openxmlformats.org/drawingml/2006/main" xmlns:pic="http://schemas.openxmlformats.org/drawingml/2006/picture">
-            <wp:extent cx="457200" cy="457200"/>
+            <wp:extent cx="2011680" cy="2399899"/>
             <wp:docPr id="1" name="Picture 1" descr=""/>
             <wp:cNvGraphicFramePr>
               <a:graphicFrameLocks noChangeAspect="1"/>
@@ -809,7 +809,7 @@
               <a:graphicData uri="http://schemas.openxmlformats.org/drawingml/2006/picture">
                 <pic:pic>
                   <pic:nvPicPr>
-                    <pic:cNvPr id="0" name="icone-enveloppe.png"/>
+                    <pic:cNvPr id="0" name="affiche-sig-handicap.jpg"/>
                     <pic:cNvPicPr/>
                   </pic:nvPicPr>
                   <pic:blipFill>
@@ -821,7 +821,7 @@
                   <pic:spPr>
                     <a:xfrm>
                       <a:off x="0" y="0"/>
-                      <a:ext cx="457200" cy="457200"/>
+                      <a:ext cx="2011680" cy="2399899"/>
                     </a:xfrm>
                     <a:prstGeom prst="rect"/>
                   </pic:spPr>
@@ -985,7 +985,7 @@
                     <pic:cNvPicPr/>
                   </pic:nvPicPr>
                   <pic:blipFill>
-                    <a:blip r:embed="rId11"/>
+                    <a:blip r:embed="rId13"/>
                     <a:stretch>
                       <a:fillRect/>
                     </a:stretch>
@@ -1074,7 +1074,7 @@
                     <pic:cNvPicPr/>
                   </pic:nvPicPr>
                   <pic:blipFill>
-                    <a:blip r:embed="rId13"/>
+                    <a:blip r:embed="rId14"/>
                     <a:stretch>
                       <a:fillRect/>
                     </a:stretch>
@@ -1144,7 +1144,7 @@
       <w:r>
         <w:t xml:space="preserve">Pour accéder aux annexes, </w:t>
       </w:r>
-      <w:hyperlink r:id="rId14">
+      <w:hyperlink r:id="rId15">
         <w:r>
           <w:rPr>
             <w:color w:val="0000FF"/>
@@ -1166,17 +1166,17 @@
         </w:numPr>
       </w:pPr>
       <w:r>
-        <w:t>P-11 - Reprendre dans le corps l'information d'un filigrane</w:t>
+        <w:t>P-11 - Reprendre dans le corps l'information d'un en-tête</w:t>
       </w:r>
     </w:p>
     <w:p>
       <w:r>
-        <w:t>Problème : Le statut du document apparaît seulement dans un filigrane.</w:t>
+        <w:t>Problème : Le statut du document apparaît seulement dans l'en-tête.</w:t>
       </w:r>
     </w:p>
     <w:p>
       <w:r>
-        <w:t>Pourquoi : Une information essentielle reste disponible même si le filigrane n'est pas restitué.</w:t>
+        <w:t>Pourquoi : Une information essentielle reste disponible même si l'en-tête n'est pas restitué.</w:t>
       </w:r>
     </w:p>
     <w:p>
@@ -1186,12 +1186,12 @@
     </w:p>
     <w:p>
       <w:r>
-        <w:t>Dans Word : Ajouter le statut dans le corps avec un style adapté ; conserver ou retirer le filigrane selon son utilité visuelle.</w:t>
+        <w:t>Dans Word : Ajouter le statut dans le corps avec un style adapté ; l'en-tête peut le conserver, sans en être l'unique porteur.</w:t>
       </w:r>
     </w:p>
     <w:p>
       <w:r>
-        <w:t>Dans LibreOffice Writer : Ajouter le statut dans le corps avec un style adapté ; traiter l'arrière-plan séparément.</w:t>
+        <w:t>Dans LibreOffice Writer : Ajouter le statut dans le corps avec un style adapté ; l'en-tête peut le conserver, sans en être l'unique porteur.</w:t>
       </w:r>
     </w:p>
     <w:p>
@@ -1348,7 +1348,7 @@
                     <pic:cNvPicPr/>
                   </pic:nvPicPr>
                   <pic:blipFill>
-                    <a:blip r:embed="rId15"/>
+                    <a:blip r:embed="rId16"/>
                     <a:stretch>
                       <a:fillRect/>
                     </a:stretch>
@@ -2146,6 +2146,19 @@
       <w:t>Guide pratique - Rendre un document Word accessible</w:t>
     </w:r>
   </w:p>
+  <w:p>
+    <w:pPr>
+      <w:jc w:val="right"/>
+    </w:pPr>
+    <w:r>
+      <w:rPr>
+        <w:rFonts w:ascii="Arial" w:hAnsi="Arial"/>
+        <w:color w:val="000000"/>
+        <w:sz w:val="18"/>
+      </w:rPr>
+      <w:t>Document confidentiel</w:t>
+    </w:r>
+  </w:p>
 </w:hdr>
 </file>
 

--- a/_source/tp-doc-inaccessible.docx
+++ b/_source/tp-doc-inaccessible.docx
@@ -38,37 +38,79 @@
     </w:p>
     <w:p>
       <w:r>
-        <w:t>Problème : Le titre principal et des intertitres sont seulement mis en forme visuellement.</w:t>
+        <w:rPr>
+          <w:b/>
+        </w:rPr>
+        <w:t>Problème :</w:t>
+      </w:r>
+      <w:r>
+        <w:t xml:space="preserve"> Le titre principal et des intertitres sont seulement mis en forme visuellement.</w:t>
       </w:r>
     </w:p>
     <w:p>
       <w:r>
-        <w:t>Pourquoi : Les technologies d'assistance identifient le document et sa structure.</w:t>
+        <w:rPr>
+          <w:b/>
+        </w:rPr>
+        <w:t>Pourquoi :</w:t>
+      </w:r>
+      <w:r>
+        <w:t xml:space="preserve"> Les technologies d'assistance identifient le document et sa structure.</w:t>
       </w:r>
     </w:p>
     <w:p>
       <w:r>
-        <w:t>Règle : Utiliser le style Titre pour le titre principal et les styles Titre 1, Titre 2 et suivants pour la hiérarchie.</w:t>
+        <w:rPr>
+          <w:b/>
+        </w:rPr>
+        <w:t>Règle :</w:t>
+      </w:r>
+      <w:r>
+        <w:t xml:space="preserve"> Utiliser le style Titre pour le titre principal et les styles Titre 1, Titre 2 et suivants pour la hiérarchie.</w:t>
       </w:r>
     </w:p>
     <w:p>
       <w:r>
-        <w:t>Dans Word : Accueil &gt; Styles, puis appliquer Titre au titre principal et les niveaux de titre aux sections.</w:t>
+        <w:rPr>
+          <w:b/>
+        </w:rPr>
+        <w:t>Dans Word :</w:t>
+      </w:r>
+      <w:r>
+        <w:t xml:space="preserve"> Accueil &gt; Styles, puis appliquer Titre au titre principal et les niveaux de titre aux sections.</w:t>
       </w:r>
     </w:p>
     <w:p>
       <w:r>
-        <w:t>Dans LibreOffice Writer : Styles &gt; Gérer les styles, puis appliquer Titre et Titre 1 à Titre 3 selon le niveau.</w:t>
+        <w:rPr>
+          <w:b/>
+        </w:rPr>
+        <w:t>Dans LibreOffice Writer :</w:t>
+      </w:r>
+      <w:r>
+        <w:t xml:space="preserve"> Styles &gt; Gérer les styles, puis appliquer Titre et Titre 1 à Titre 3 selon le niveau.</w:t>
       </w:r>
     </w:p>
     <w:p>
       <w:r>
-        <w:t>À faire : Appliquer les styles adaptés sans changer le texte.</w:t>
+        <w:rPr>
+          <w:b/>
+        </w:rPr>
+        <w:t>À faire :</w:t>
+      </w:r>
+      <w:r>
+        <w:t xml:space="preserve"> Appliquer les styles adaptés sans changer le texte.</w:t>
       </w:r>
     </w:p>
     <w:p>
       <w:r>
-        <w:t>Preuve : Styles vérifiables dans le DOCX et structure lisible dans le volet de navigation.</w:t>
+        <w:rPr>
+          <w:b/>
+        </w:rPr>
+        <w:t>Preuve :</w:t>
+      </w:r>
+      <w:r>
+        <w:t xml:space="preserve"> Styles vérifiables dans le DOCX et structure lisible dans le volet de navigation.</w:t>
       </w:r>
     </w:p>
     <w:p>
@@ -85,37 +127,79 @@
     </w:p>
     <w:p>
       <w:r>
-        <w:t>Problème : La hiérarchie saute un niveau et la numérotation visuelle contredit la structure.</w:t>
+        <w:rPr>
+          <w:b/>
+        </w:rPr>
+        <w:t>Problème :</w:t>
+      </w:r>
+      <w:r>
+        <w:t xml:space="preserve"> La hiérarchie saute un niveau et la numérotation visuelle contredit la structure.</w:t>
       </w:r>
     </w:p>
     <w:p>
       <w:r>
-        <w:t>Pourquoi : Une structure sans saut rend le plan compréhensible et navigable.</w:t>
+        <w:rPr>
+          <w:b/>
+        </w:rPr>
+        <w:t>Pourquoi :</w:t>
+      </w:r>
+      <w:r>
+        <w:t xml:space="preserve"> Une structure sans saut rend le plan compréhensible et navigable.</w:t>
       </w:r>
     </w:p>
     <w:p>
       <w:r>
-        <w:t>Règle : Enchaîner les niveaux de titres sans saut et conserver une numérotation cohérente.</w:t>
+        <w:rPr>
+          <w:b/>
+        </w:rPr>
+        <w:t>Règle :</w:t>
+      </w:r>
+      <w:r>
+        <w:t xml:space="preserve"> Enchaîner les niveaux de titres sans saut et conserver une numérotation cohérente.</w:t>
       </w:r>
     </w:p>
     <w:p>
       <w:r>
-        <w:t>Dans Word : Affichage &gt; Volet de navigation, puis corriger les styles depuis Accueil &gt; Styles.</w:t>
+        <w:rPr>
+          <w:b/>
+        </w:rPr>
+        <w:t>Dans Word :</w:t>
+      </w:r>
+      <w:r>
+        <w:t xml:space="preserve"> Affichage &gt; Volet de navigation, puis corriger les styles depuis Accueil &gt; Styles.</w:t>
       </w:r>
     </w:p>
     <w:p>
       <w:r>
-        <w:t>Dans LibreOffice Writer : Affichage &gt; Navigateur, puis corriger les styles depuis Styles &gt; Gérer les styles.</w:t>
+        <w:rPr>
+          <w:b/>
+        </w:rPr>
+        <w:t>Dans LibreOffice Writer :</w:t>
+      </w:r>
+      <w:r>
+        <w:t xml:space="preserve"> Affichage &gt; Navigateur, puis corriger les styles depuis Styles &gt; Gérer les styles.</w:t>
       </w:r>
     </w:p>
     <w:p>
       <w:r>
-        <w:t>À faire : Réordonner les niveaux de styles et leur numérotation.</w:t>
+        <w:rPr>
+          <w:b/>
+        </w:rPr>
+        <w:t>À faire :</w:t>
+      </w:r>
+      <w:r>
+        <w:t xml:space="preserve"> Réordonner les niveaux de styles et leur numérotation.</w:t>
       </w:r>
     </w:p>
     <w:p>
       <w:r>
-        <w:t>Preuve : Ordre des niveaux contrôlé dans le XML et confirmé dans le volet de navigation.</w:t>
+        <w:rPr>
+          <w:b/>
+        </w:rPr>
+        <w:t>Preuve :</w:t>
+      </w:r>
+      <w:r>
+        <w:t xml:space="preserve"> Ordre des niveaux contrôlé dans le XML et confirmé dans le volet de navigation.</w:t>
       </w:r>
     </w:p>
     <w:p>
@@ -176,37 +260,79 @@
     </w:p>
     <w:p>
       <w:r>
-        <w:t>Problème : Le document ne propose pas de sommaire automatique actualisable.</w:t>
+        <w:rPr>
+          <w:b/>
+        </w:rPr>
+        <w:t>Problème :</w:t>
+      </w:r>
+      <w:r>
+        <w:t xml:space="preserve"> Le document ne propose pas de sommaire automatique actualisable.</w:t>
       </w:r>
     </w:p>
     <w:p>
       <w:r>
-        <w:t>Pourquoi : Le volet et le sommaire donnent deux accès fiables à la structure.</w:t>
+        <w:rPr>
+          <w:b/>
+        </w:rPr>
+        <w:t>Pourquoi :</w:t>
+      </w:r>
+      <w:r>
+        <w:t xml:space="preserve"> Le volet et le sommaire donnent deux accès fiables à la structure.</w:t>
       </w:r>
     </w:p>
     <w:p>
       <w:r>
-        <w:t>Règle : Vérifier le plan dans le volet de navigation et insérer un sommaire fondé sur les styles de titres.</w:t>
+        <w:rPr>
+          <w:b/>
+        </w:rPr>
+        <w:t>Règle :</w:t>
+      </w:r>
+      <w:r>
+        <w:t xml:space="preserve"> Vérifier le plan dans le volet de navigation et insérer un sommaire fondé sur les styles de titres.</w:t>
       </w:r>
     </w:p>
     <w:p>
       <w:r>
-        <w:t>Dans Word : Références &gt; Table des matières &gt; Table automatique, puis clic droit &gt; Mettre à jour les champs.</w:t>
+        <w:rPr>
+          <w:b/>
+        </w:rPr>
+        <w:t>Dans Word :</w:t>
+      </w:r>
+      <w:r>
+        <w:t xml:space="preserve"> Références &gt; Table des matières &gt; Table automatique, puis clic droit &gt; Mettre à jour les champs.</w:t>
       </w:r>
     </w:p>
     <w:p>
       <w:r>
-        <w:t>Dans LibreOffice Writer : Insertion &gt; Table des matières et index &gt; Table des matières, index ou bibliographie.</w:t>
+        <w:rPr>
+          <w:b/>
+        </w:rPr>
+        <w:t>Dans LibreOffice Writer :</w:t>
+      </w:r>
+      <w:r>
+        <w:t xml:space="preserve"> Insertion &gt; Table des matières et index &gt; Table des matières, index ou bibliographie.</w:t>
       </w:r>
     </w:p>
     <w:p>
       <w:r>
-        <w:t>À faire : Contrôler le volet, insérer le sommaire et vérifier sa mise à jour.</w:t>
+        <w:rPr>
+          <w:b/>
+        </w:rPr>
+        <w:t>À faire :</w:t>
+      </w:r>
+      <w:r>
+        <w:t xml:space="preserve"> Contrôler le volet, insérer le sommaire et vérifier sa mise à jour.</w:t>
       </w:r>
     </w:p>
     <w:p>
       <w:r>
-        <w:t>Preuve : Navigation cohérente et sommaire actualisable après modification d'un titre.</w:t>
+        <w:rPr>
+          <w:b/>
+        </w:rPr>
+        <w:t>Preuve :</w:t>
+      </w:r>
+      <w:r>
+        <w:t xml:space="preserve"> Navigation cohérente et sommaire actualisable après modification d'un titre.</w:t>
       </w:r>
     </w:p>
     <w:p/>
@@ -506,37 +632,79 @@
     </w:p>
     <w:p>
       <w:r>
-        <w:t>Problème : Une liste est simulée avec des caractères saisis au début des paragraphes.</w:t>
+        <w:rPr>
+          <w:b/>
+        </w:rPr>
+        <w:t>Problème :</w:t>
+      </w:r>
+      <w:r>
+        <w:t xml:space="preserve"> Une liste est simulée avec des caractères saisis au début des paragraphes.</w:t>
       </w:r>
     </w:p>
     <w:p>
       <w:r>
-        <w:t>Pourquoi : Les lecteurs d'écran annoncent la nature et la longueur des listes.</w:t>
+        <w:rPr>
+          <w:b/>
+        </w:rPr>
+        <w:t>Pourquoi :</w:t>
+      </w:r>
+      <w:r>
+        <w:t xml:space="preserve"> Les lecteurs d'écran annoncent la nature et la longueur des listes.</w:t>
       </w:r>
     </w:p>
     <w:p>
       <w:r>
-        <w:t>Règle : Créer les puces et numéros avec les fonctions de liste du traitement de texte.</w:t>
+        <w:rPr>
+          <w:b/>
+        </w:rPr>
+        <w:t>Règle :</w:t>
+      </w:r>
+      <w:r>
+        <w:t xml:space="preserve"> Créer les puces et numéros avec les fonctions de liste du traitement de texte.</w:t>
       </w:r>
     </w:p>
     <w:p>
       <w:r>
-        <w:t>Dans Word : Sélectionner les paragraphes, puis Accueil &gt; Puces ou Numérotation.</w:t>
+        <w:rPr>
+          <w:b/>
+        </w:rPr>
+        <w:t>Dans Word :</w:t>
+      </w:r>
+      <w:r>
+        <w:t xml:space="preserve"> Sélectionner les paragraphes, puis Accueil &gt; Puces ou Numérotation.</w:t>
       </w:r>
     </w:p>
     <w:p>
       <w:r>
-        <w:t>Dans LibreOffice Writer : Sélectionner les paragraphes, puis Format &gt; Puces et numérotation.</w:t>
+        <w:rPr>
+          <w:b/>
+        </w:rPr>
+        <w:t>Dans LibreOffice Writer :</w:t>
+      </w:r>
+      <w:r>
+        <w:t xml:space="preserve"> Sélectionner les paragraphes, puis Format &gt; Puces et numérotation.</w:t>
       </w:r>
     </w:p>
     <w:p>
       <w:r>
-        <w:t>À faire : Remplacer la fausse liste par une liste native.</w:t>
+        <w:rPr>
+          <w:b/>
+        </w:rPr>
+        <w:t>À faire :</w:t>
+      </w:r>
+      <w:r>
+        <w:t xml:space="preserve"> Remplacer la fausse liste par une liste native.</w:t>
       </w:r>
     </w:p>
     <w:p>
       <w:r>
-        <w:t>Preuve : Structure de liste présente dans le DOCX et annoncée comme liste.</w:t>
+        <w:rPr>
+          <w:b/>
+        </w:rPr>
+        <w:t>Preuve :</w:t>
+      </w:r>
+      <w:r>
+        <w:t xml:space="preserve"> Structure de liste présente dans le DOCX et annoncée comme liste.</w:t>
       </w:r>
     </w:p>
     <w:p>
@@ -647,37 +815,79 @@
     </w:p>
     <w:p>
       <w:r>
-        <w:t>Problème : Une zone cumule paragraphes vides, espaces successifs, tabulations, retours forcés et saut inadapté.</w:t>
+        <w:rPr>
+          <w:b/>
+        </w:rPr>
+        <w:t>Problème :</w:t>
+      </w:r>
+      <w:r>
+        <w:t xml:space="preserve"> Une zone cumule paragraphes vides, espaces successifs, tabulations, retours forcés et saut inadapté.</w:t>
       </w:r>
     </w:p>
     <w:p>
       <w:r>
-        <w:t>Pourquoi : Une mise en page robuste reste compréhensible quand l'affichage ou la restitution change.</w:t>
+        <w:rPr>
+          <w:b/>
+        </w:rPr>
+        <w:t>Pourquoi :</w:t>
+      </w:r>
+      <w:r>
+        <w:t xml:space="preserve"> Une mise en page robuste reste compréhensible quand l'affichage ou la restitution change.</w:t>
       </w:r>
     </w:p>
     <w:p>
       <w:r>
-        <w:t>Règle : Utiliser espacements, retraits, sauts et colonnes plutôt que paragraphes vides, espaces, tabulations ou retours forcés.</w:t>
+        <w:rPr>
+          <w:b/>
+        </w:rPr>
+        <w:t>Règle :</w:t>
+      </w:r>
+      <w:r>
+        <w:t xml:space="preserve"> Utiliser espacements, retraits, sauts et colonnes plutôt que paragraphes vides, espaces, tabulations ou retours forcés.</w:t>
       </w:r>
     </w:p>
     <w:p>
       <w:r>
-        <w:t>Dans Word : Accueil &gt; Afficher tout, puis régler Paragraphe, Mise en page &gt; Sauts et Mise en page &gt; Colonnes.</w:t>
+        <w:rPr>
+          <w:b/>
+        </w:rPr>
+        <w:t>Dans Word :</w:t>
+      </w:r>
+      <w:r>
+        <w:t xml:space="preserve"> Accueil &gt; Afficher tout, puis régler Paragraphe, Mise en page &gt; Sauts et Mise en page &gt; Colonnes.</w:t>
       </w:r>
     </w:p>
     <w:p>
       <w:r>
-        <w:t>Dans LibreOffice Writer : Affichage &gt; Marques de formatage, puis Format &gt; Paragraphe et Format &gt; Style de page.</w:t>
+        <w:rPr>
+          <w:b/>
+        </w:rPr>
+        <w:t>Dans LibreOffice Writer :</w:t>
+      </w:r>
+      <w:r>
+        <w:t xml:space="preserve"> Affichage &gt; Marques de formatage, puis Format &gt; Paragraphe et Format &gt; Style de page.</w:t>
       </w:r>
     </w:p>
     <w:p>
       <w:r>
-        <w:t>À faire : Afficher les marques puis remplacer chaque artifice par la fonction prévue.</w:t>
+        <w:rPr>
+          <w:b/>
+        </w:rPr>
+        <w:t>À faire :</w:t>
+      </w:r>
+      <w:r>
+        <w:t xml:space="preserve"> Afficher les marques puis remplacer chaque artifice par la fonction prévue.</w:t>
       </w:r>
     </w:p>
     <w:p>
       <w:r>
-        <w:t>Preuve : Absence des artifices ciblés dans le XML et contrôle visuel avec marques affichées.</w:t>
+        <w:rPr>
+          <w:b/>
+        </w:rPr>
+        <w:t>Preuve :</w:t>
+      </w:r>
+      <w:r>
+        <w:t xml:space="preserve"> Absence des artifices ciblés dans le XML et contrôle visuel avec marques affichées.</w:t>
       </w:r>
     </w:p>
     <w:p>
@@ -760,37 +970,79 @@
     </w:p>
     <w:p>
       <w:r>
-        <w:t>Problème : Une image informative possède une alternative absente ou inadéquate.</w:t>
+        <w:rPr>
+          <w:b/>
+        </w:rPr>
+        <w:t>Problème :</w:t>
+      </w:r>
+      <w:r>
+        <w:t xml:space="preserve"> Une image informative possède une alternative absente ou inadéquate.</w:t>
       </w:r>
     </w:p>
     <w:p>
       <w:r>
-        <w:t>Pourquoi : Une personne qui ne voit pas l'image reçoit son information utile.</w:t>
+        <w:rPr>
+          <w:b/>
+        </w:rPr>
+        <w:t>Pourquoi :</w:t>
+      </w:r>
+      <w:r>
+        <w:t xml:space="preserve"> Une personne qui ne voit pas l'image reçoit son information utile.</w:t>
       </w:r>
     </w:p>
     <w:p>
       <w:r>
-        <w:t>Règle : Rédiger une alternative concise liée au contexte, sans reprendre automatiquement une description générée.</w:t>
+        <w:rPr>
+          <w:b/>
+        </w:rPr>
+        <w:t>Règle :</w:t>
+      </w:r>
+      <w:r>
+        <w:t xml:space="preserve"> Rédiger une alternative concise liée au contexte, sans reprendre automatiquement une description générée.</w:t>
       </w:r>
     </w:p>
     <w:p>
       <w:r>
-        <w:t>Dans Word : Clic droit sur l'image &gt; Afficher le texte de remplacement, puis renseigner la description.</w:t>
+        <w:rPr>
+          <w:b/>
+        </w:rPr>
+        <w:t>Dans Word :</w:t>
+      </w:r>
+      <w:r>
+        <w:t xml:space="preserve"> Clic droit sur l'image &gt; Afficher le texte de remplacement, puis renseigner la description.</w:t>
       </w:r>
     </w:p>
     <w:p>
       <w:r>
-        <w:t>Dans LibreOffice Writer : Clic droit sur l'image &gt; Propriétés &gt; Options, puis renseigner le texte alternatif.</w:t>
+        <w:rPr>
+          <w:b/>
+        </w:rPr>
+        <w:t>Dans LibreOffice Writer :</w:t>
+      </w:r>
+      <w:r>
+        <w:t xml:space="preserve"> Clic droit sur l'image &gt; Propriétés &gt; Options, puis renseigner le texte alternatif.</w:t>
       </w:r>
     </w:p>
     <w:p>
       <w:r>
-        <w:t>À faire : Observer le rôle de l'image et rédiger soi-même son alternative.</w:t>
+        <w:rPr>
+          <w:b/>
+        </w:rPr>
+        <w:t>À faire :</w:t>
+      </w:r>
+      <w:r>
+        <w:t xml:space="preserve"> Observer le rôle de l'image et rédiger soi-même son alternative.</w:t>
       </w:r>
     </w:p>
     <w:p>
       <w:r>
-        <w:t>Preuve : Alternative présente dans le DOCX et jugée pertinente par lecture humaine.</w:t>
+        <w:rPr>
+          <w:b/>
+        </w:rPr>
+        <w:t>Preuve :</w:t>
+      </w:r>
+      <w:r>
+        <w:t xml:space="preserve"> Alternative présente dans le DOCX et jugée pertinente par lecture humaine.</w:t>
       </w:r>
     </w:p>
     <w:p>
@@ -846,37 +1098,79 @@
     </w:p>
     <w:p>
       <w:r>
-        <w:t>Problème : Une image complexe n'offre ni résumé utile ni description détaillée équivalente.</w:t>
+        <w:rPr>
+          <w:b/>
+        </w:rPr>
+        <w:t>Problème :</w:t>
+      </w:r>
+      <w:r>
+        <w:t xml:space="preserve"> Une image complexe n'offre ni résumé utile ni description détaillée équivalente.</w:t>
       </w:r>
     </w:p>
     <w:p>
       <w:r>
-        <w:t>Pourquoi : Les données ou relations complexes restent disponibles sous forme textuelle.</w:t>
+        <w:rPr>
+          <w:b/>
+        </w:rPr>
+        <w:t>Pourquoi :</w:t>
+      </w:r>
+      <w:r>
+        <w:t xml:space="preserve"> Les données ou relations complexes restent disponibles sous forme textuelle.</w:t>
       </w:r>
     </w:p>
     <w:p>
       <w:r>
-        <w:t>Règle : Associer une alternative courte à une description détaillée adjacente dans le corps.</w:t>
+        <w:rPr>
+          <w:b/>
+        </w:rPr>
+        <w:t>Règle :</w:t>
+      </w:r>
+      <w:r>
+        <w:t xml:space="preserve"> Associer une alternative courte à une description détaillée adjacente dans le corps.</w:t>
       </w:r>
     </w:p>
     <w:p>
       <w:r>
-        <w:t>Dans Word : Ajouter le texte de remplacement, puis saisir la description détaillée dans un paragraphe voisin.</w:t>
+        <w:rPr>
+          <w:b/>
+        </w:rPr>
+        <w:t>Dans Word :</w:t>
+      </w:r>
+      <w:r>
+        <w:t xml:space="preserve"> Ajouter le texte de remplacement, puis saisir la description détaillée dans un paragraphe voisin.</w:t>
       </w:r>
     </w:p>
     <w:p>
       <w:r>
-        <w:t>Dans LibreOffice Writer : Renseigner le texte alternatif dans les propriétés, puis ajouter la description dans le corps.</w:t>
+        <w:rPr>
+          <w:b/>
+        </w:rPr>
+        <w:t>Dans LibreOffice Writer :</w:t>
+      </w:r>
+      <w:r>
+        <w:t xml:space="preserve"> Renseigner le texte alternatif dans les propriétés, puis ajouter la description dans le corps.</w:t>
       </w:r>
     </w:p>
     <w:p>
       <w:r>
-        <w:t>À faire : Ajouter une alternative courte et une description structurée à proximité.</w:t>
+        <w:rPr>
+          <w:b/>
+        </w:rPr>
+        <w:t>À faire :</w:t>
+      </w:r>
+      <w:r>
+        <w:t xml:space="preserve"> Ajouter une alternative courte et une description structurée à proximité.</w:t>
       </w:r>
     </w:p>
     <w:p>
       <w:r>
-        <w:t>Preuve : Équivalence d'information vérifiée sans consulter l'image.</w:t>
+        <w:rPr>
+          <w:b/>
+        </w:rPr>
+        <w:t>Preuve :</w:t>
+      </w:r>
+      <w:r>
+        <w:t xml:space="preserve"> Équivalence d'information vérifiée sans consulter l'image.</w:t>
       </w:r>
     </w:p>
     <w:p>
@@ -932,37 +1226,79 @@
     </w:p>
     <w:p>
       <w:r>
-        <w:t>Problème : Une image purement redondante est annoncée comme si elle apportait une information.</w:t>
+        <w:rPr>
+          <w:b/>
+        </w:rPr>
+        <w:t>Problème :</w:t>
+      </w:r>
+      <w:r>
+        <w:t xml:space="preserve"> Une image purement redondante est annoncée comme si elle apportait une information.</w:t>
       </w:r>
     </w:p>
     <w:p>
       <w:r>
-        <w:t>Pourquoi : Les images sans information n'alourdissent pas la restitution.</w:t>
+        <w:rPr>
+          <w:b/>
+        </w:rPr>
+        <w:t>Pourquoi :</w:t>
+      </w:r>
+      <w:r>
+        <w:t xml:space="preserve"> Les images sans information n'alourdissent pas la restitution.</w:t>
       </w:r>
     </w:p>
     <w:p>
       <w:r>
-        <w:t>Règle : Déclarer décorative uniquement une image dont l'information est déjà entièrement donnée par le texte voisin.</w:t>
+        <w:rPr>
+          <w:b/>
+        </w:rPr>
+        <w:t>Règle :</w:t>
+      </w:r>
+      <w:r>
+        <w:t xml:space="preserve"> Déclarer décorative uniquement une image dont l'information est déjà entièrement donnée par le texte voisin.</w:t>
       </w:r>
     </w:p>
     <w:p>
       <w:r>
-        <w:t>Dans Word : Afficher le texte de remplacement puis cocher Marquer comme décoratif.</w:t>
+        <w:rPr>
+          <w:b/>
+        </w:rPr>
+        <w:t>Dans Word :</w:t>
+      </w:r>
+      <w:r>
+        <w:t xml:space="preserve"> Afficher le texte de remplacement puis cocher Marquer comme décoratif.</w:t>
       </w:r>
     </w:p>
     <w:p>
       <w:r>
-        <w:t>Dans LibreOffice Writer : Si l'option Décoratif existe, l'activer ; sinon laisser titre et description vides seulement après vérification de la redondance.</w:t>
+        <w:rPr>
+          <w:b/>
+        </w:rPr>
+        <w:t>Dans LibreOffice Writer :</w:t>
+      </w:r>
+      <w:r>
+        <w:t xml:space="preserve"> Si l'option Décoratif existe, l'activer ; sinon laisser titre et description vides seulement après vérification de la redondance.</w:t>
       </w:r>
     </w:p>
     <w:p>
       <w:r>
-        <w:t>À faire : Vérifier la redondance puis appliquer le traitement décoratif adapté au logiciel.</w:t>
+        <w:rPr>
+          <w:b/>
+        </w:rPr>
+        <w:t>À faire :</w:t>
+      </w:r>
+      <w:r>
+        <w:t xml:space="preserve"> Vérifier la redondance puis appliquer le traitement décoratif adapté au logiciel.</w:t>
       </w:r>
     </w:p>
     <w:p>
       <w:r>
-        <w:t>Preuve : Marqueur décoratif ou équivalent vérifié et absence de perte d'information confirmée.</w:t>
+        <w:rPr>
+          <w:b/>
+        </w:rPr>
+        <w:t>Preuve :</w:t>
+      </w:r>
+      <w:r>
+        <w:t xml:space="preserve"> Marqueur décoratif ou équivalent vérifié et absence de perte d'information confirmée.</w:t>
       </w:r>
     </w:p>
     <w:p>
@@ -1021,37 +1357,79 @@
     </w:p>
     <w:p>
       <w:r>
-        <w:t>Problème : Une consigne utile est uniquement présente dans une image de texte.</w:t>
+        <w:rPr>
+          <w:b/>
+        </w:rPr>
+        <w:t>Problème :</w:t>
+      </w:r>
+      <w:r>
+        <w:t xml:space="preserve"> Une consigne utile est uniquement présente dans une image de texte.</w:t>
       </w:r>
     </w:p>
     <w:p>
       <w:r>
-        <w:t>Pourquoi : Le contenu peut être sélectionné, agrandi, recherché et restitué correctement.</w:t>
+        <w:rPr>
+          <w:b/>
+        </w:rPr>
+        <w:t>Pourquoi :</w:t>
+      </w:r>
+      <w:r>
+        <w:t xml:space="preserve"> Le contenu peut être sélectionné, agrandi, recherché et restitué correctement.</w:t>
       </w:r>
     </w:p>
     <w:p>
       <w:r>
-        <w:t>Règle : Saisir en texte réel toute information textuelle qui n'a pas besoin d'être une image.</w:t>
+        <w:rPr>
+          <w:b/>
+        </w:rPr>
+        <w:t>Règle :</w:t>
+      </w:r>
+      <w:r>
+        <w:t xml:space="preserve"> Saisir en texte réel toute information textuelle qui n'a pas besoin d'être une image.</w:t>
       </w:r>
     </w:p>
     <w:p>
       <w:r>
-        <w:t>Dans Word : Insérer le texte dans un paragraphe structuré, appliquer les styles utiles puis supprimer l'image de texte.</w:t>
+        <w:rPr>
+          <w:b/>
+        </w:rPr>
+        <w:t>Dans Word :</w:t>
+      </w:r>
+      <w:r>
+        <w:t xml:space="preserve"> Insérer le texte dans un paragraphe structuré, appliquer les styles utiles puis supprimer l'image de texte.</w:t>
       </w:r>
     </w:p>
     <w:p>
       <w:r>
-        <w:t>Dans LibreOffice Writer : Saisir le texte dans le corps, appliquer les styles utiles puis supprimer l'image de texte.</w:t>
+        <w:rPr>
+          <w:b/>
+        </w:rPr>
+        <w:t>Dans LibreOffice Writer :</w:t>
+      </w:r>
+      <w:r>
+        <w:t xml:space="preserve"> Saisir le texte dans le corps, appliquer les styles utiles puis supprimer l'image de texte.</w:t>
       </w:r>
     </w:p>
     <w:p>
       <w:r>
-        <w:t>À faire : Reproduire fidèlement le texte dans le corps puis retirer l'image devenue inutile.</w:t>
+        <w:rPr>
+          <w:b/>
+        </w:rPr>
+        <w:t>À faire :</w:t>
+      </w:r>
+      <w:r>
+        <w:t xml:space="preserve"> Reproduire fidèlement le texte dans le corps puis retirer l'image devenue inutile.</w:t>
       </w:r>
     </w:p>
     <w:p>
       <w:r>
-        <w:t>Preuve : Texte sélectionnable présent dans le DOCX et image de texte absente.</w:t>
+        <w:rPr>
+          <w:b/>
+        </w:rPr>
+        <w:t>Preuve :</w:t>
+      </w:r>
+      <w:r>
+        <w:t xml:space="preserve"> Texte sélectionnable présent dans le DOCX et image de texte absente.</w:t>
       </w:r>
     </w:p>
     <w:p>
@@ -1107,37 +1485,79 @@
     </w:p>
     <w:p>
       <w:r>
-        <w:t>Problème : Un lien générique ne décrit pas sa destination et un téléchargement manque d'informations utiles.</w:t>
+        <w:rPr>
+          <w:b/>
+        </w:rPr>
+        <w:t>Problème :</w:t>
+      </w:r>
+      <w:r>
+        <w:t xml:space="preserve"> Un lien générique ne décrit pas sa destination et un téléchargement manque d'informations utiles.</w:t>
       </w:r>
     </w:p>
     <w:p>
       <w:r>
-        <w:t>Pourquoi : La destination reste compréhensible hors contexte et repérable visuellement.</w:t>
+        <w:rPr>
+          <w:b/>
+        </w:rPr>
+        <w:t>Pourquoi :</w:t>
+      </w:r>
+      <w:r>
+        <w:t xml:space="preserve"> La destination reste compréhensible hors contexte et repérable visuellement.</w:t>
       </w:r>
     </w:p>
     <w:p>
       <w:r>
-        <w:t>Règle : Employer un libellé explicite et ajouter format, poids et langue d'un téléchargement lorsque ces informations sont connues.</w:t>
+        <w:rPr>
+          <w:b/>
+        </w:rPr>
+        <w:t>Règle :</w:t>
+      </w:r>
+      <w:r>
+        <w:t xml:space="preserve"> Employer un libellé explicite et ajouter format, poids et langue d'un téléchargement lorsque ces informations sont connues.</w:t>
       </w:r>
     </w:p>
     <w:p>
       <w:r>
-        <w:t>Dans Word : Modifier le texte affiché du lien via clic droit &gt; Modifier le lien, puis compléter le libellé dans le corps.</w:t>
+        <w:rPr>
+          <w:b/>
+        </w:rPr>
+        <w:t>Dans Word :</w:t>
+      </w:r>
+      <w:r>
+        <w:t xml:space="preserve"> Modifier le texte affiché du lien via clic droit &gt; Modifier le lien, puis compléter le libellé dans le corps.</w:t>
       </w:r>
     </w:p>
     <w:p>
       <w:r>
-        <w:t>Dans LibreOffice Writer : Clic droit &gt; Modifier l'hyperlien, puis compléter le libellé dans le corps.</w:t>
+        <w:rPr>
+          <w:b/>
+        </w:rPr>
+        <w:t>Dans LibreOffice Writer :</w:t>
+      </w:r>
+      <w:r>
+        <w:t xml:space="preserve"> Clic droit &gt; Modifier l'hyperlien, puis compléter le libellé dans le corps.</w:t>
       </w:r>
     </w:p>
     <w:p>
       <w:r>
-        <w:t>À faire : Réécrire le libellé sans changer la destination puis compléter les informations disponibles.</w:t>
+        <w:rPr>
+          <w:b/>
+        </w:rPr>
+        <w:t>À faire :</w:t>
+      </w:r>
+      <w:r>
+        <w:t xml:space="preserve"> Réécrire le libellé sans changer la destination puis compléter les informations disponibles.</w:t>
       </w:r>
     </w:p>
     <w:p>
       <w:r>
-        <w:t>Preuve : Destination inchangée, libellé explicite et identification visuelle vérifiées.</w:t>
+        <w:rPr>
+          <w:b/>
+        </w:rPr>
+        <w:t>Preuve :</w:t>
+      </w:r>
+      <w:r>
+        <w:t xml:space="preserve"> Destination inchangée, libellé explicite et identification visuelle vérifiées.</w:t>
       </w:r>
     </w:p>
     <w:p>
@@ -1171,37 +1591,79 @@
     </w:p>
     <w:p>
       <w:r>
-        <w:t>Problème : Le statut du document apparaît seulement dans l'en-tête.</w:t>
+        <w:rPr>
+          <w:b/>
+        </w:rPr>
+        <w:t>Problème :</w:t>
+      </w:r>
+      <w:r>
+        <w:t xml:space="preserve"> Le statut du document apparaît seulement dans l'en-tête.</w:t>
       </w:r>
     </w:p>
     <w:p>
       <w:r>
-        <w:t>Pourquoi : Une information essentielle reste disponible même si l'en-tête n'est pas restitué.</w:t>
+        <w:rPr>
+          <w:b/>
+        </w:rPr>
+        <w:t>Pourquoi :</w:t>
+      </w:r>
+      <w:r>
+        <w:t xml:space="preserve"> Une information essentielle reste disponible même si l'en-tête n'est pas restitué.</w:t>
       </w:r>
     </w:p>
     <w:p>
       <w:r>
-        <w:t>Règle : Ne jamais faire porter une information essentielle uniquement par un filigrane, un en-tête ou un arrière-plan.</w:t>
+        <w:rPr>
+          <w:b/>
+        </w:rPr>
+        <w:t>Règle :</w:t>
+      </w:r>
+      <w:r>
+        <w:t xml:space="preserve"> Ne jamais faire porter une information essentielle uniquement par un filigrane, un en-tête ou un arrière-plan.</w:t>
       </w:r>
     </w:p>
     <w:p>
       <w:r>
-        <w:t>Dans Word : Ajouter le statut dans le corps avec un style adapté ; l'en-tête peut le conserver, sans en être l'unique porteur.</w:t>
+        <w:rPr>
+          <w:b/>
+        </w:rPr>
+        <w:t>Dans Word :</w:t>
+      </w:r>
+      <w:r>
+        <w:t xml:space="preserve"> Ajouter le statut dans le corps avec un style adapté ; l'en-tête peut le conserver, sans en être l'unique porteur.</w:t>
       </w:r>
     </w:p>
     <w:p>
       <w:r>
-        <w:t>Dans LibreOffice Writer : Ajouter le statut dans le corps avec un style adapté ; l'en-tête peut le conserver, sans en être l'unique porteur.</w:t>
+        <w:rPr>
+          <w:b/>
+        </w:rPr>
+        <w:t>Dans LibreOffice Writer :</w:t>
+      </w:r>
+      <w:r>
+        <w:t xml:space="preserve"> Ajouter le statut dans le corps avec un style adapté ; l'en-tête peut le conserver, sans en être l'unique porteur.</w:t>
       </w:r>
     </w:p>
     <w:p>
       <w:r>
-        <w:t>À faire : Reprendre le même statut à un emplacement logique du corps.</w:t>
+        <w:rPr>
+          <w:b/>
+        </w:rPr>
+        <w:t>À faire :</w:t>
+      </w:r>
+      <w:r>
+        <w:t xml:space="preserve"> Reprendre le même statut à un emplacement logique du corps.</w:t>
       </w:r>
     </w:p>
     <w:p>
       <w:r>
-        <w:t>Preuve : Statut compréhensible dans le texte linéarisé sans en-tête ni arrière-plan.</w:t>
+        <w:rPr>
+          <w:b/>
+        </w:rPr>
+        <w:t>Preuve :</w:t>
+      </w:r>
+      <w:r>
+        <w:t xml:space="preserve"> Statut compréhensible dans le texte linéarisé sans en-tête ni arrière-plan.</w:t>
       </w:r>
     </w:p>
     <w:p>
@@ -1230,37 +1692,79 @@
     </w:p>
     <w:p>
       <w:r>
-        <w:t>Problème : Une couleur volontairement insuffisante est utilisée sans mesure.</w:t>
+        <w:rPr>
+          <w:b/>
+        </w:rPr>
+        <w:t>Problème :</w:t>
+      </w:r>
+      <w:r>
+        <w:t xml:space="preserve"> Une couleur volontairement insuffisante est utilisée sans mesure.</w:t>
       </w:r>
     </w:p>
     <w:p>
       <w:r>
-        <w:t>Pourquoi : Les textes et éléments graphiques restent perceptibles avec une vision réduite ou altérée.</w:t>
+        <w:rPr>
+          <w:b/>
+        </w:rPr>
+        <w:t>Pourquoi :</w:t>
+      </w:r>
+      <w:r>
+        <w:t xml:space="preserve"> Les textes et éléments graphiques restent perceptibles avec une vision réduite ou altérée.</w:t>
       </w:r>
     </w:p>
     <w:p>
       <w:r>
-        <w:t>Règle : Mesurer au moins 4,5 pour 1 pour le texte normal et 3 pour 1 pour le grand texte ou les éléments graphiques pertinents.</w:t>
+        <w:rPr>
+          <w:b/>
+        </w:rPr>
+        <w:t>Règle :</w:t>
+      </w:r>
+      <w:r>
+        <w:t xml:space="preserve"> Mesurer au moins 4,5 pour 1 pour le texte normal et 3 pour 1 pour le grand texte ou les éléments graphiques pertinents.</w:t>
       </w:r>
     </w:p>
     <w:p>
       <w:r>
-        <w:t>Dans Word : Relever les couleurs de police et de fond, mesurer avec l'outil de contraste, puis modifier la couleur de police.</w:t>
+        <w:rPr>
+          <w:b/>
+        </w:rPr>
+        <w:t>Dans Word :</w:t>
+      </w:r>
+      <w:r>
+        <w:t xml:space="preserve"> Relever les couleurs de police et de fond, mesurer avec l'outil de contraste, puis modifier la couleur de police.</w:t>
       </w:r>
     </w:p>
     <w:p>
       <w:r>
-        <w:t>Dans LibreOffice Writer : Relever les couleurs de caractère et d'arrière-plan, mesurer, puis modifier la couleur de caractère.</w:t>
+        <w:rPr>
+          <w:b/>
+        </w:rPr>
+        <w:t>Dans LibreOffice Writer :</w:t>
+      </w:r>
+      <w:r>
+        <w:t xml:space="preserve"> Relever les couleurs de caractère et d'arrière-plan, mesurer, puis modifier la couleur de caractère.</w:t>
       </w:r>
     </w:p>
     <w:p>
       <w:r>
-        <w:t>À faire : Mesurer la combinaison puis choisir une couleur qui atteint le seuil applicable.</w:t>
+        <w:rPr>
+          <w:b/>
+        </w:rPr>
+        <w:t>À faire :</w:t>
+      </w:r>
+      <w:r>
+        <w:t xml:space="preserve"> Mesurer la combinaison puis choisir une couleur qui atteint le seuil applicable.</w:t>
       </w:r>
     </w:p>
     <w:p>
       <w:r>
-        <w:t>Preuve : Ratio calculé conservé et couleurs finales vérifiées dans le document.</w:t>
+        <w:rPr>
+          <w:b/>
+        </w:rPr>
+        <w:t>Preuve :</w:t>
+      </w:r>
+      <w:r>
+        <w:t xml:space="preserve"> Ratio calculé conservé et couleurs finales vérifiées dans le document.</w:t>
       </w:r>
     </w:p>
     <w:p>
@@ -1287,37 +1791,79 @@
     </w:p>
     <w:p>
       <w:r>
-        <w:t>Problème : Un graphique distingue ses séries uniquement par la couleur.</w:t>
+        <w:rPr>
+          <w:b/>
+        </w:rPr>
+        <w:t>Problème :</w:t>
+      </w:r>
+      <w:r>
+        <w:t xml:space="preserve"> Un graphique distingue ses séries uniquement par la couleur.</w:t>
       </w:r>
     </w:p>
     <w:p>
       <w:r>
-        <w:t>Pourquoi : L'information reste disponible sans perception fiable des couleurs.</w:t>
+        <w:rPr>
+          <w:b/>
+        </w:rPr>
+        <w:t>Pourquoi :</w:t>
+      </w:r>
+      <w:r>
+        <w:t xml:space="preserve"> L'information reste disponible sans perception fiable des couleurs.</w:t>
       </w:r>
     </w:p>
     <w:p>
       <w:r>
-        <w:t>Règle : Ajouter étiquettes, motifs ou un équivalent textuel complet à tout code couleur porteur d'information.</w:t>
+        <w:rPr>
+          <w:b/>
+        </w:rPr>
+        <w:t>Règle :</w:t>
+      </w:r>
+      <w:r>
+        <w:t xml:space="preserve"> Ajouter étiquettes, motifs ou un équivalent textuel complet à tout code couleur porteur d'information.</w:t>
       </w:r>
     </w:p>
     <w:p>
       <w:r>
-        <w:t>Dans Word : Insertion &gt; Graphique &gt; Histogramme groupé, reporter les valeurs affichées dans l'image, puis afficher les étiquettes et appliquer des motifs distincts.</w:t>
+        <w:rPr>
+          <w:b/>
+        </w:rPr>
+        <w:t>Dans Word :</w:t>
+      </w:r>
+      <w:r>
+        <w:t xml:space="preserve"> Insertion &gt; Graphique &gt; Histogramme groupé, reporter les valeurs affichées dans l'image, puis afficher les étiquettes et appliquer des motifs distincts.</w:t>
       </w:r>
     </w:p>
     <w:p>
       <w:r>
-        <w:t>Dans LibreOffice Writer : Insertion &gt; Diagramme, reporter les valeurs affichées dans l'image, puis afficher les étiquettes et choisir des remplissages distincts.</w:t>
+        <w:rPr>
+          <w:b/>
+        </w:rPr>
+        <w:t>Dans LibreOffice Writer :</w:t>
+      </w:r>
+      <w:r>
+        <w:t xml:space="preserve"> Insertion &gt; Diagramme, reporter les valeurs affichées dans l'image, puis afficher les étiquettes et choisir des remplissages distincts.</w:t>
       </w:r>
     </w:p>
     <w:p>
       <w:r>
-        <w:t>À faire : Reconstruire dans Word le graphique à partir des valeurs affichées dans l'image, puis ajouter des étiquettes et des motifs ou conserver un équivalent textuel complet.</w:t>
+        <w:rPr>
+          <w:b/>
+        </w:rPr>
+        <w:t>À faire :</w:t>
+      </w:r>
+      <w:r>
+        <w:t xml:space="preserve"> Reconstruire dans Word le graphique à partir des valeurs affichées dans l'image, puis ajouter des étiquettes et des motifs ou conserver un équivalent textuel complet.</w:t>
       </w:r>
     </w:p>
     <w:p>
       <w:r>
-        <w:t>Preuve : Séries et conclusions identifiables en niveaux de gris et dans l'équivalent textuel.</w:t>
+        <w:rPr>
+          <w:b/>
+        </w:rPr>
+        <w:t>Preuve :</w:t>
+      </w:r>
+      <w:r>
+        <w:t xml:space="preserve"> Séries et conclusions identifiables en niveaux de gris et dans l'équivalent textuel.</w:t>
       </w:r>
     </w:p>
     <w:p>
@@ -1381,37 +1927,79 @@
     </w:p>
     <w:p>
       <w:r>
-        <w:t>Problème : Un tableau de données cumule en-tête non identifié, fusion et ligne fractionnable.</w:t>
+        <w:rPr>
+          <w:b/>
+        </w:rPr>
+        <w:t>Problème :</w:t>
+      </w:r>
+      <w:r>
+        <w:t xml:space="preserve"> Un tableau de données cumule en-tête non identifié, fusion et ligne fractionnable.</w:t>
       </w:r>
     </w:p>
     <w:p>
       <w:r>
-        <w:t>Pourquoi : Les relations entre en-têtes et cellules restent compréhensibles et navigables.</w:t>
+        <w:rPr>
+          <w:b/>
+        </w:rPr>
+        <w:t>Pourquoi :</w:t>
+      </w:r>
+      <w:r>
+        <w:t xml:space="preserve"> Les relations entre en-têtes et cellules restent compréhensibles et navigables.</w:t>
       </w:r>
     </w:p>
     <w:p>
       <w:r>
-        <w:t>Règle : Utiliser un tableau de données titré, sans fusion, imbrication, fractionnement de ligne ni usage de mise en page, avec en-tête identifié et répété.</w:t>
+        <w:rPr>
+          <w:b/>
+        </w:rPr>
+        <w:t>Règle :</w:t>
+      </w:r>
+      <w:r>
+        <w:t xml:space="preserve"> Utiliser un tableau de données titré, sans fusion, imbrication, fractionnement de ligne ni usage de mise en page, avec en-tête identifié et répété.</w:t>
       </w:r>
     </w:p>
     <w:p>
       <w:r>
-        <w:t>Dans Word : Outils de tableau &gt; Disposition pour défusionner ; Propriétés du tableau pour répéter l'en-tête et interdire le fractionnement des lignes.</w:t>
+        <w:rPr>
+          <w:b/>
+        </w:rPr>
+        <w:t>Dans Word :</w:t>
+      </w:r>
+      <w:r>
+        <w:t xml:space="preserve"> Outils de tableau &gt; Disposition pour défusionner ; Propriétés du tableau pour répéter l'en-tête et interdire le fractionnement des lignes.</w:t>
       </w:r>
     </w:p>
     <w:p>
       <w:r>
-        <w:t>Dans LibreOffice Writer : Tableau &gt; Propriétés pour simplifier la grille, répéter les premières lignes et éviter le fractionnement.</w:t>
+        <w:rPr>
+          <w:b/>
+        </w:rPr>
+        <w:t>Dans LibreOffice Writer :</w:t>
+      </w:r>
+      <w:r>
+        <w:t xml:space="preserve"> Tableau &gt; Propriétés pour simplifier la grille, répéter les premières lignes et éviter le fractionnement.</w:t>
       </w:r>
     </w:p>
     <w:p>
       <w:r>
-        <w:t>À faire : Simplifier la structure, identifier l'en-tête et régler sa répétition ainsi que les lignes.</w:t>
+        <w:rPr>
+          <w:b/>
+        </w:rPr>
+        <w:t>À faire :</w:t>
+      </w:r>
+      <w:r>
+        <w:t xml:space="preserve"> Simplifier la structure, identifier l'en-tête et régler sa répétition ainsi que les lignes.</w:t>
       </w:r>
     </w:p>
     <w:p>
       <w:r>
-        <w:t>Preuve : XML sans fusion ni imbrication et relations de cellules vérifiées à la lecture.</w:t>
+        <w:rPr>
+          <w:b/>
+        </w:rPr>
+        <w:t>Preuve :</w:t>
+      </w:r>
+      <w:r>
+        <w:t xml:space="preserve"> XML sans fusion ni imbrication et relations de cellules vérifiées à la lecture.</w:t>
       </w:r>
     </w:p>
     <w:p>
@@ -1589,37 +2177,79 @@
     </w:p>
     <w:p>
       <w:r>
-        <w:t>Problème : Le document et une expression étrangère possèdent une langue absente ou incohérente.</w:t>
+        <w:rPr>
+          <w:b/>
+        </w:rPr>
+        <w:t>Problème :</w:t>
+      </w:r>
+      <w:r>
+        <w:t xml:space="preserve"> Le document et une expression étrangère possèdent une langue absente ou incohérente.</w:t>
       </w:r>
     </w:p>
     <w:p>
       <w:r>
-        <w:t>Pourquoi : La synthèse vocale emploie la prononciation appropriée.</w:t>
+        <w:rPr>
+          <w:b/>
+        </w:rPr>
+        <w:t>Pourquoi :</w:t>
+      </w:r>
+      <w:r>
+        <w:t xml:space="preserve"> La synthèse vocale emploie la prononciation appropriée.</w:t>
       </w:r>
     </w:p>
     <w:p>
       <w:r>
-        <w:t>Règle : Définir la langue principale puis baliser chaque passage dans une autre langue.</w:t>
+        <w:rPr>
+          <w:b/>
+        </w:rPr>
+        <w:t>Règle :</w:t>
+      </w:r>
+      <w:r>
+        <w:t xml:space="preserve"> Définir la langue principale puis baliser chaque passage dans une autre langue.</w:t>
       </w:r>
     </w:p>
     <w:p>
       <w:r>
-        <w:t>Dans Word : Révision &gt; Langue &gt; Définir la langue de vérification pour le document puis pour le passage sélectionné.</w:t>
+        <w:rPr>
+          <w:b/>
+        </w:rPr>
+        <w:t>Dans Word :</w:t>
+      </w:r>
+      <w:r>
+        <w:t xml:space="preserve"> Révision &gt; Langue &gt; Définir la langue de vérification pour le document puis pour le passage sélectionné.</w:t>
       </w:r>
     </w:p>
     <w:p>
       <w:r>
-        <w:t>Dans LibreOffice Writer : Outils &gt; Langue pour tout le texte, puis langue du caractère pour le passage sélectionné.</w:t>
+        <w:rPr>
+          <w:b/>
+        </w:rPr>
+        <w:t>Dans LibreOffice Writer :</w:t>
+      </w:r>
+      <w:r>
+        <w:t xml:space="preserve"> Outils &gt; Langue pour tout le texte, puis langue du caractère pour le passage sélectionné.</w:t>
       </w:r>
     </w:p>
     <w:p>
       <w:r>
-        <w:t>À faire : Régler la langue principale puis celle du passage étranger.</w:t>
+        <w:rPr>
+          <w:b/>
+        </w:rPr>
+        <w:t>À faire :</w:t>
+      </w:r>
+      <w:r>
+        <w:t xml:space="preserve"> Régler la langue principale puis celle du passage étranger.</w:t>
       </w:r>
     </w:p>
     <w:p>
       <w:r>
-        <w:t>Preuve : Propriétés et XML de langue cohérents</w:t>
+        <w:rPr>
+          <w:b/>
+        </w:rPr>
+        <w:t>Preuve :</w:t>
+      </w:r>
+      <w:r>
+        <w:t xml:space="preserve"> Propriétés et XML de langue cohérents</w:t>
       </w:r>
     </w:p>
     <w:p>
@@ -1645,37 +2275,79 @@
     </w:p>
     <w:p>
       <w:r>
-        <w:t>Problème : Le corps utilise une police, une taille, un interligne ou un alignement qui réduit la lisibilité.</w:t>
+        <w:rPr>
+          <w:b/>
+        </w:rPr>
+        <w:t>Problème :</w:t>
+      </w:r>
+      <w:r>
+        <w:t xml:space="preserve"> Le corps utilise une police, une taille, un interligne ou un alignement qui réduit la lisibilité.</w:t>
       </w:r>
     </w:p>
     <w:p>
       <w:r>
-        <w:t>Pourquoi : Le texte demande moins d'effort de lecture et reste homogène.</w:t>
+        <w:rPr>
+          <w:b/>
+        </w:rPr>
+        <w:t>Pourquoi :</w:t>
+      </w:r>
+      <w:r>
+        <w:t xml:space="preserve"> Le texte demande moins d'effort de lecture et reste homogène.</w:t>
       </w:r>
     </w:p>
     <w:p>
       <w:r>
-        <w:t>Règle : Employer une police sans sérif, au moins 12 points, un interligne d'au moins 1,15 et un alignement à gauche.</w:t>
+        <w:rPr>
+          <w:b/>
+        </w:rPr>
+        <w:t>Règle :</w:t>
+      </w:r>
+      <w:r>
+        <w:t xml:space="preserve"> Employer une police sans sérif, au moins 12 points, un interligne d'au moins 1,15 et un alignement à gauche.</w:t>
       </w:r>
     </w:p>
     <w:p>
       <w:r>
-        <w:t>Dans Word : Accueil &gt; Styles &gt; Modifier le style Normal, puis régler police, taille, alignement et paragraphe.</w:t>
+        <w:rPr>
+          <w:b/>
+        </w:rPr>
+        <w:t>Dans Word :</w:t>
+      </w:r>
+      <w:r>
+        <w:t xml:space="preserve"> Accueil &gt; Styles &gt; Modifier le style Normal, puis régler police, taille, alignement et paragraphe.</w:t>
       </w:r>
     </w:p>
     <w:p>
       <w:r>
-        <w:t>Dans LibreOffice Writer : Styles &gt; Gérer les styles &gt; modifier Style de paragraphe par défaut, puis régler police et retraits et espacement.</w:t>
+        <w:rPr>
+          <w:b/>
+        </w:rPr>
+        <w:t>Dans LibreOffice Writer :</w:t>
+      </w:r>
+      <w:r>
+        <w:t xml:space="preserve"> Styles &gt; Gérer les styles &gt; modifier Style de paragraphe par défaut, puis régler police et retraits et espacement.</w:t>
       </w:r>
     </w:p>
     <w:p>
       <w:r>
-        <w:t>À faire : Modifier le style du corps plutôt que corriger les paragraphes un par un.</w:t>
+        <w:rPr>
+          <w:b/>
+        </w:rPr>
+        <w:t>À faire :</w:t>
+      </w:r>
+      <w:r>
+        <w:t xml:space="preserve"> Modifier le style du corps plutôt que corriger les paragraphes un par un.</w:t>
       </w:r>
     </w:p>
     <w:p>
       <w:r>
-        <w:t>Preuve : Propriétés typographiques contrôlées dans le DOCX et lisibilité relue.</w:t>
+        <w:rPr>
+          <w:b/>
+        </w:rPr>
+        <w:t>Preuve :</w:t>
+      </w:r>
+      <w:r>
+        <w:t xml:space="preserve"> Propriétés typographiques contrôlées dans le DOCX et lisibilité relue.</w:t>
       </w:r>
     </w:p>
     <w:p>
@@ -1697,37 +2369,79 @@
     </w:p>
     <w:p>
       <w:r>
-        <w:t>Problème : Un texte est saisi directement en capitales sans accents.</w:t>
+        <w:rPr>
+          <w:b/>
+        </w:rPr>
+        <w:t>Problème :</w:t>
+      </w:r>
+      <w:r>
+        <w:t xml:space="preserve"> Un texte est saisi directement en capitales sans accents.</w:t>
       </w:r>
     </w:p>
     <w:p>
       <w:r>
-        <w:t>Pourquoi : Les accents, la recherche et la restitution du texte restent corrects.</w:t>
+        <w:rPr>
+          <w:b/>
+        </w:rPr>
+        <w:t>Pourquoi :</w:t>
+      </w:r>
+      <w:r>
+        <w:t xml:space="preserve"> Les accents, la recherche et la restitution du texte restent corrects.</w:t>
       </w:r>
     </w:p>
     <w:p>
       <w:r>
-        <w:t>Règle : Saisir les mots normalement avec leurs accents puis appliquer l'apparence en majuscules par le style.</w:t>
+        <w:rPr>
+          <w:b/>
+        </w:rPr>
+        <w:t>Règle :</w:t>
+      </w:r>
+      <w:r>
+        <w:t xml:space="preserve"> Saisir les mots normalement avec leurs accents puis appliquer l'apparence en majuscules par le style.</w:t>
       </w:r>
     </w:p>
     <w:p>
       <w:r>
-        <w:t>Dans Word : Corriger le texte, puis Police &gt; Effets &gt; Majuscules si cette apparence est nécessaire.</w:t>
+        <w:rPr>
+          <w:b/>
+        </w:rPr>
+        <w:t>Dans Word :</w:t>
+      </w:r>
+      <w:r>
+        <w:t xml:space="preserve"> Corriger le texte, puis Police &gt; Effets &gt; Majuscules si cette apparence est nécessaire.</w:t>
       </w:r>
     </w:p>
     <w:p>
       <w:r>
-        <w:t>Dans LibreOffice Writer : Corriger le texte, puis Format &gt; Caractère &gt; Effets de caractères &gt; Majuscules.</w:t>
+        <w:rPr>
+          <w:b/>
+        </w:rPr>
+        <w:t>Dans LibreOffice Writer :</w:t>
+      </w:r>
+      <w:r>
+        <w:t xml:space="preserve"> Corriger le texte, puis Format &gt; Caractère &gt; Effets de caractères &gt; Majuscules.</w:t>
       </w:r>
     </w:p>
     <w:p>
       <w:r>
-        <w:t>À faire : Rétablir la saisie normale et appliquer la casse visuelle par la mise en forme.</w:t>
+        <w:rPr>
+          <w:b/>
+        </w:rPr>
+        <w:t>À faire :</w:t>
+      </w:r>
+      <w:r>
+        <w:t xml:space="preserve"> Rétablir la saisie normale et appliquer la casse visuelle par la mise en forme.</w:t>
       </w:r>
     </w:p>
     <w:p>
       <w:r>
-        <w:t>Preuve : Texte XML accentué et contrôle visuel de la casse.</w:t>
+        <w:rPr>
+          <w:b/>
+        </w:rPr>
+        <w:t>Preuve :</w:t>
+      </w:r>
+      <w:r>
+        <w:t xml:space="preserve"> Texte XML accentué et contrôle visuel de la casse.</w:t>
       </w:r>
     </w:p>
     <w:p>
@@ -1752,37 +2466,79 @@
     </w:p>
     <w:p>
       <w:r>
-        <w:t>Problème : Un acronyme n'est jamais développé et les mots en majuscules échappent à la vérification.</w:t>
+        <w:rPr>
+          <w:b/>
+        </w:rPr>
+        <w:t>Problème :</w:t>
+      </w:r>
+      <w:r>
+        <w:t xml:space="preserve"> Un acronyme n'est jamais développé et les mots en majuscules échappent à la vérification.</w:t>
       </w:r>
     </w:p>
     <w:p>
       <w:r>
-        <w:t>Pourquoi : Les termes abrégés deviennent compréhensibles et les erreurs restent détectables.</w:t>
+        <w:rPr>
+          <w:b/>
+        </w:rPr>
+        <w:t>Pourquoi :</w:t>
+      </w:r>
+      <w:r>
+        <w:t xml:space="preserve"> Les termes abrégés deviennent compréhensibles et les erreurs restent détectables.</w:t>
       </w:r>
     </w:p>
     <w:p>
       <w:r>
-        <w:t>Règle : Développer chaque sigle ou acronyme à sa première occurrence et inclure les mots en majuscules dans la vérification orthographique.</w:t>
+        <w:rPr>
+          <w:b/>
+        </w:rPr>
+        <w:t>Règle :</w:t>
+      </w:r>
+      <w:r>
+        <w:t xml:space="preserve"> Développer chaque sigle ou acronyme à sa première occurrence et inclure les mots en majuscules dans la vérification orthographique.</w:t>
       </w:r>
     </w:p>
     <w:p>
       <w:r>
-        <w:t>Dans Word : Développer le terme dans le corps, puis Fichier &gt; Options &gt; Vérification et décocher Ignorer les mots en MAJUSCULES.</w:t>
+        <w:rPr>
+          <w:b/>
+        </w:rPr>
+        <w:t>Dans Word :</w:t>
+      </w:r>
+      <w:r>
+        <w:t xml:space="preserve"> Développer le terme dans le corps, puis Fichier &gt; Options &gt; Vérification et décocher Ignorer les mots en MAJUSCULES.</w:t>
       </w:r>
     </w:p>
     <w:p>
       <w:r>
-        <w:t>Dans LibreOffice Writer : Développer le terme dans le corps, puis Outils &gt; Options &gt; Paramètres linguistiques &gt; Linguistique et vérifier les options de contrôle.</w:t>
+        <w:rPr>
+          <w:b/>
+        </w:rPr>
+        <w:t>Dans LibreOffice Writer :</w:t>
+      </w:r>
+      <w:r>
+        <w:t xml:space="preserve"> Développer le terme dans le corps, puis Outils &gt; Options &gt; Paramètres linguistiques &gt; Linguistique et vérifier les options de contrôle.</w:t>
       </w:r>
     </w:p>
     <w:p>
       <w:r>
-        <w:t>À faire : Développer la première occurrence et activer l'option de vérification correspondante.</w:t>
+        <w:rPr>
+          <w:b/>
+        </w:rPr>
+        <w:t>À faire :</w:t>
+      </w:r>
+      <w:r>
+        <w:t xml:space="preserve"> Développer la première occurrence et activer l'option de vérification correspondante.</w:t>
       </w:r>
     </w:p>
     <w:p>
       <w:r>
-        <w:t>Preuve : Première occurrence compréhensible et faute témoin en majuscules détectée.</w:t>
+        <w:rPr>
+          <w:b/>
+        </w:rPr>
+        <w:t>Preuve :</w:t>
+      </w:r>
+      <w:r>
+        <w:t xml:space="preserve"> Première occurrence compréhensible et faute témoin en majuscules détectée.</w:t>
       </w:r>
     </w:p>
     <w:p>
@@ -1816,37 +2572,79 @@
     </w:p>
     <w:p>
       <w:r>
-        <w:t>Problème : Les propriétés sont absentes et le nom du fichier ne décrit pas son contenu.</w:t>
+        <w:rPr>
+          <w:b/>
+        </w:rPr>
+        <w:t>Problème :</w:t>
+      </w:r>
+      <w:r>
+        <w:t xml:space="preserve"> Les propriétés sont absentes et le nom du fichier ne décrit pas son contenu.</w:t>
       </w:r>
     </w:p>
     <w:p>
       <w:r>
-        <w:t>Pourquoi : Le document est identifiable dans les outils, les listes de fichiers et les technologies d'assistance.</w:t>
+        <w:rPr>
+          <w:b/>
+        </w:rPr>
+        <w:t>Pourquoi :</w:t>
+      </w:r>
+      <w:r>
+        <w:t xml:space="preserve"> Le document est identifiable dans les outils, les listes de fichiers et les technologies d'assistance.</w:t>
       </w:r>
     </w:p>
     <w:p>
       <w:r>
-        <w:t>Règle : Renseigner titre, auteur et langue puis enregistrer sous un nom descriptif.</w:t>
+        <w:rPr>
+          <w:b/>
+        </w:rPr>
+        <w:t>Règle :</w:t>
+      </w:r>
+      <w:r>
+        <w:t xml:space="preserve"> Renseigner titre, auteur et langue puis enregistrer sous un nom descriptif.</w:t>
       </w:r>
     </w:p>
     <w:p>
       <w:r>
-        <w:t>Dans Word : Fichier &gt; Informations &gt; Propriétés &gt; Propriétés avancées, puis Fichier &gt; Enregistrer sous.</w:t>
+        <w:rPr>
+          <w:b/>
+        </w:rPr>
+        <w:t>Dans Word :</w:t>
+      </w:r>
+      <w:r>
+        <w:t xml:space="preserve"> Fichier &gt; Informations &gt; Propriétés &gt; Propriétés avancées, puis Fichier &gt; Enregistrer sous.</w:t>
       </w:r>
     </w:p>
     <w:p>
       <w:r>
-        <w:t>Dans LibreOffice Writer : Fichier &gt; Propriétés, puis Fichier &gt; Enregistrer sous.</w:t>
+        <w:rPr>
+          <w:b/>
+        </w:rPr>
+        <w:t>Dans LibreOffice Writer :</w:t>
+      </w:r>
+      <w:r>
+        <w:t xml:space="preserve"> Fichier &gt; Propriétés, puis Fichier &gt; Enregistrer sous.</w:t>
       </w:r>
     </w:p>
     <w:p>
       <w:r>
-        <w:t>À faire : Compléter les propriétés puis enregistrer une copie sous un nom descriptif.</w:t>
+        <w:rPr>
+          <w:b/>
+        </w:rPr>
+        <w:t>À faire :</w:t>
+      </w:r>
+      <w:r>
+        <w:t xml:space="preserve"> Compléter les propriétés puis enregistrer une copie sous un nom descriptif.</w:t>
       </w:r>
     </w:p>
     <w:p>
       <w:r>
-        <w:t>Preuve : Métadonnées inspectées dans le DOCX et nom de sortie relu.</w:t>
+        <w:rPr>
+          <w:b/>
+        </w:rPr>
+        <w:t>Preuve :</w:t>
+      </w:r>
+      <w:r>
+        <w:t xml:space="preserve"> Métadonnées inspectées dans le DOCX et nom de sortie relu.</w:t>
       </w:r>
     </w:p>
     <w:p>
@@ -1868,37 +2666,79 @@
     </w:p>
     <w:p>
       <w:r>
-        <w:t>Problème : Cette étape de finalisation ne peut pas être prouvée par le DOCX seul.</w:t>
+        <w:rPr>
+          <w:b/>
+        </w:rPr>
+        <w:t>Problème :</w:t>
+      </w:r>
+      <w:r>
+        <w:t xml:space="preserve"> Cette étape de finalisation ne peut pas être prouvée par le DOCX seul.</w:t>
       </w:r>
     </w:p>
     <w:p>
       <w:r>
-        <w:t>Pourquoi : Le PDF conserve les propriétés, la structure et les accès issus des titres.</w:t>
+        <w:rPr>
+          <w:b/>
+        </w:rPr>
+        <w:t>Pourquoi :</w:t>
+      </w:r>
+      <w:r>
+        <w:t xml:space="preserve"> Le PDF conserve les propriétés, la structure et les accès issus des titres.</w:t>
       </w:r>
     </w:p>
     <w:p>
       <w:r>
-        <w:t>Règle : Exporter avec propriétés, balises de structure et signets générés depuis les titres.</w:t>
+        <w:rPr>
+          <w:b/>
+        </w:rPr>
+        <w:t>Règle :</w:t>
+      </w:r>
+      <w:r>
+        <w:t xml:space="preserve"> Exporter avec propriétés, balises de structure et signets générés depuis les titres.</w:t>
       </w:r>
     </w:p>
     <w:p>
       <w:r>
-        <w:t>Dans Word : Vérifier les propriétés dans Fichier &gt; Informations, puis Fichier &gt; Enregistrer sous ou Exporter &gt; PDF &gt; Options et activer les balises de structure ainsi que les signets issus des titres.</w:t>
+        <w:rPr>
+          <w:b/>
+        </w:rPr>
+        <w:t>Dans Word :</w:t>
+      </w:r>
+      <w:r>
+        <w:t xml:space="preserve"> Vérifier les propriétés dans Fichier &gt; Informations, puis Fichier &gt; Enregistrer sous ou Exporter &gt; PDF &gt; Options et activer les balises de structure ainsi que les signets issus des titres.</w:t>
       </w:r>
     </w:p>
     <w:p>
       <w:r>
-        <w:t>Dans LibreOffice Writer : Vérifier les propriétés dans Fichier &gt; Propriétés, puis Fichier &gt; Exporter vers &gt; Exporter au format PDF et activer PDF balisé ainsi que l'export des repères.</w:t>
+        <w:rPr>
+          <w:b/>
+        </w:rPr>
+        <w:t>Dans LibreOffice Writer :</w:t>
+      </w:r>
+      <w:r>
+        <w:t xml:space="preserve"> Vérifier les propriétés dans Fichier &gt; Propriétés, puis Fichier &gt; Exporter vers &gt; Exporter au format PDF et activer PDF balisé ainsi que l'export des repères.</w:t>
       </w:r>
     </w:p>
     <w:p>
       <w:r>
-        <w:t>À faire : Exporter le DOCX corrigé en activant les options d'accessibilité prévues.</w:t>
+        <w:rPr>
+          <w:b/>
+        </w:rPr>
+        <w:t>À faire :</w:t>
+      </w:r>
+      <w:r>
+        <w:t xml:space="preserve"> Exporter le DOCX corrigé en activant les options d'accessibilité prévues.</w:t>
       </w:r>
     </w:p>
     <w:p>
       <w:r>
-        <w:t>Preuve : Propriétés et structure inspectées dans le PDF</w:t>
+        <w:rPr>
+          <w:b/>
+        </w:rPr>
+        <w:t>Preuve :</w:t>
+      </w:r>
+      <w:r>
+        <w:t xml:space="preserve"> Propriétés et structure inspectées dans le PDF</w:t>
       </w:r>
     </w:p>
     <w:p>
@@ -1915,37 +2755,79 @@
     </w:p>
     <w:p>
       <w:r>
-        <w:t>Problème : Cette étape de finalisation ne peut pas être prouvée par le DOCX seul.</w:t>
+        <w:rPr>
+          <w:b/>
+        </w:rPr>
+        <w:t>Problème :</w:t>
+      </w:r>
+      <w:r>
+        <w:t xml:space="preserve"> Cette étape de finalisation ne peut pas être prouvée par le DOCX seul.</w:t>
       </w:r>
     </w:p>
     <w:p>
       <w:r>
-        <w:t>Pourquoi : L'outil repère certains défauts mais ne remplace pas le jugement humain.</w:t>
+        <w:rPr>
+          <w:b/>
+        </w:rPr>
+        <w:t>Pourquoi :</w:t>
+      </w:r>
+      <w:r>
+        <w:t xml:space="preserve"> L'outil repère certains défauts mais ne remplace pas le jugement humain.</w:t>
       </w:r>
     </w:p>
     <w:p>
       <w:r>
-        <w:t>Règle : Traiter les alertes pertinentes et expliquer toute alerte résiduelle ; viser zéro erreur sans en faire une preuve de conformité.</w:t>
+        <w:rPr>
+          <w:b/>
+        </w:rPr>
+        <w:t>Règle :</w:t>
+      </w:r>
+      <w:r>
+        <w:t xml:space="preserve"> Traiter les alertes pertinentes et expliquer toute alerte résiduelle ; viser zéro erreur sans en faire une preuve de conformité.</w:t>
       </w:r>
     </w:p>
     <w:p>
       <w:r>
-        <w:t>Dans Word : Révision &gt; Vérifier l'accessibilité, parcourir chaque résultat et utiliser les actions recommandées avec discernement.</w:t>
+        <w:rPr>
+          <w:b/>
+        </w:rPr>
+        <w:t>Dans Word :</w:t>
+      </w:r>
+      <w:r>
+        <w:t xml:space="preserve"> Révision &gt; Vérifier l'accessibilité, parcourir chaque résultat et utiliser les actions recommandées avec discernement.</w:t>
       </w:r>
     </w:p>
     <w:p>
       <w:r>
-        <w:t>Dans LibreOffice Writer : Outils &gt; Vérification de l'accessibilité, parcourir les résultats et vérifier manuellement les points non couverts.</w:t>
+        <w:rPr>
+          <w:b/>
+        </w:rPr>
+        <w:t>Dans LibreOffice Writer :</w:t>
+      </w:r>
+      <w:r>
+        <w:t xml:space="preserve"> Outils &gt; Vérification de l'accessibilité, parcourir les résultats et vérifier manuellement les points non couverts.</w:t>
       </w:r>
     </w:p>
     <w:p>
       <w:r>
-        <w:t>À faire : Lancer le vérificateur, corriger les erreurs pertinentes et consigner les alertes restantes.</w:t>
+        <w:rPr>
+          <w:b/>
+        </w:rPr>
+        <w:t>À faire :</w:t>
+      </w:r>
+      <w:r>
+        <w:t xml:space="preserve"> Lancer le vérificateur, corriger les erreurs pertinentes et consigner les alertes restantes.</w:t>
       </w:r>
     </w:p>
     <w:p>
       <w:r>
-        <w:t>Preuve : Relevé du vérificateur conservé et alertes résiduelles justifiées.</w:t>
+        <w:rPr>
+          <w:b/>
+        </w:rPr>
+        <w:t>Preuve :</w:t>
+      </w:r>
+      <w:r>
+        <w:t xml:space="preserve"> Relevé du vérificateur conservé et alertes résiduelles justifiées.</w:t>
       </w:r>
     </w:p>
     <w:p>
@@ -1962,37 +2844,79 @@
     </w:p>
     <w:p>
       <w:r>
-        <w:t>Problème : Cette étape de finalisation ne peut pas être prouvée par le DOCX seul.</w:t>
+        <w:rPr>
+          <w:b/>
+        </w:rPr>
+        <w:t>Problème :</w:t>
+      </w:r>
+      <w:r>
+        <w:t xml:space="preserve"> Cette étape de finalisation ne peut pas être prouvée par le DOCX seul.</w:t>
       </w:r>
     </w:p>
     <w:p>
       <w:r>
-        <w:t>Pourquoi : Les pertes introduites à l'export sont détectées avant diffusion.</w:t>
+        <w:rPr>
+          <w:b/>
+        </w:rPr>
+        <w:t>Pourquoi :</w:t>
+      </w:r>
+      <w:r>
+        <w:t xml:space="preserve"> Les pertes introduites à l'export sont détectées avant diffusion.</w:t>
       </w:r>
     </w:p>
     <w:p>
       <w:r>
-        <w:t>Règle : Contrôler avec PAC, ou Acrobat Pro en alternative, le titre, la langue, les balises et l'ordre de lecture, puis terminer par la checklist humaine.</w:t>
+        <w:rPr>
+          <w:b/>
+        </w:rPr>
+        <w:t>Règle :</w:t>
+      </w:r>
+      <w:r>
+        <w:t xml:space="preserve"> Contrôler avec PAC, ou Acrobat Pro en alternative, le titre, la langue, les balises et l'ordre de lecture, puis terminer par la checklist humaine.</w:t>
       </w:r>
     </w:p>
     <w:p>
       <w:r>
-        <w:t>Dans Word : Ouvrir le PDF exporté dans PAC ; utiliser Acrobat Pro comme alternative si PAC n'est pas disponible.</w:t>
+        <w:rPr>
+          <w:b/>
+        </w:rPr>
+        <w:t>Dans Word :</w:t>
+      </w:r>
+      <w:r>
+        <w:t xml:space="preserve"> Ouvrir le PDF exporté dans PAC ; utiliser Acrobat Pro comme alternative si PAC n'est pas disponible.</w:t>
       </w:r>
     </w:p>
     <w:p>
       <w:r>
-        <w:t>Dans LibreOffice Writer : Ouvrir le PDF exporté dans PAC ; utiliser Acrobat Pro comme alternative si PAC n'est pas disponible.</w:t>
+        <w:rPr>
+          <w:b/>
+        </w:rPr>
+        <w:t>Dans LibreOffice Writer :</w:t>
+      </w:r>
+      <w:r>
+        <w:t xml:space="preserve"> Ouvrir le PDF exporté dans PAC ; utiliser Acrobat Pro comme alternative si PAC n'est pas disponible.</w:t>
       </w:r>
     </w:p>
     <w:p>
       <w:r>
-        <w:t>À faire : Exécuter le contrôle du PDF, traiter les alertes pertinentes et consigner le résultat humain.</w:t>
+        <w:rPr>
+          <w:b/>
+        </w:rPr>
+        <w:t>À faire :</w:t>
+      </w:r>
+      <w:r>
+        <w:t xml:space="preserve"> Exécuter le contrôle du PDF, traiter les alertes pertinentes et consigner le résultat humain.</w:t>
       </w:r>
     </w:p>
     <w:p>
       <w:r>
-        <w:t>Preuve : Rapport PAC ou Acrobat conservé</w:t>
+        <w:rPr>
+          <w:b/>
+        </w:rPr>
+        <w:t>Preuve :</w:t>
+      </w:r>
+      <w:r>
+        <w:t xml:space="preserve"> Rapport PAC ou Acrobat conservé</w:t>
       </w:r>
     </w:p>
     <w:sectPr>
